--- a/public/doc-templates/KP/pembimbing-kp-st.docx
+++ b/public/doc-templates/KP/pembimbing-kp-st.docx
@@ -112,25 +112,7 @@
           <w:sz w:val="24"/>
           <w:szCs w:val="24"/>
         </w:rPr>
-        <w:t>{</w:t>
-      </w:r>
-      <w:proofErr w:type="spellStart"/>
-      <w:r>
-        <w:rPr>
-          <w:rFonts w:ascii="Times New Roman" w:hAnsi="Times New Roman" w:cs="Times New Roman"/>
-          <w:sz w:val="24"/>
-          <w:szCs w:val="24"/>
-        </w:rPr>
-        <w:t>no_surat</w:t>
-      </w:r>
-      <w:proofErr w:type="spellEnd"/>
-      <w:r>
-        <w:rPr>
-          <w:rFonts w:ascii="Times New Roman" w:hAnsi="Times New Roman" w:cs="Times New Roman"/>
-          <w:sz w:val="24"/>
-          <w:szCs w:val="24"/>
-        </w:rPr>
-        <w:t>}</w:t>
+        <w:t>{no_surat}</w:t>
       </w:r>
     </w:p>
     <w:p>
@@ -153,185 +135,21 @@
           <w:szCs w:val="24"/>
         </w:rPr>
       </w:pPr>
-      <w:proofErr w:type="spellStart"/>
-      <w:r>
-        <w:rPr>
-          <w:rFonts w:ascii="Times New Roman" w:hAnsi="Times New Roman" w:cs="Times New Roman"/>
-          <w:sz w:val="24"/>
-          <w:szCs w:val="24"/>
-        </w:rPr>
-        <w:t>Departemen</w:t>
-      </w:r>
-      <w:proofErr w:type="spellEnd"/>
-      <w:r>
-        <w:rPr>
-          <w:rFonts w:ascii="Times New Roman" w:hAnsi="Times New Roman" w:cs="Times New Roman"/>
-          <w:sz w:val="24"/>
-          <w:szCs w:val="24"/>
-        </w:rPr>
-        <w:t xml:space="preserve"> </w:t>
-      </w:r>
-      <w:r>
-        <w:rPr>
-          <w:rFonts w:ascii="Times New Roman" w:hAnsi="Times New Roman" w:cs="Times New Roman"/>
-          <w:sz w:val="24"/>
-          <w:szCs w:val="24"/>
-        </w:rPr>
-        <w:t xml:space="preserve">Teknik </w:t>
-      </w:r>
-      <w:proofErr w:type="spellStart"/>
-      <w:r>
-        <w:rPr>
-          <w:rFonts w:ascii="Times New Roman" w:hAnsi="Times New Roman" w:cs="Times New Roman"/>
-          <w:sz w:val="24"/>
-          <w:szCs w:val="24"/>
-        </w:rPr>
-        <w:t>Lingkungan</w:t>
-      </w:r>
-      <w:proofErr w:type="spellEnd"/>
-      <w:r>
-        <w:rPr>
-          <w:rFonts w:ascii="Times New Roman" w:hAnsi="Times New Roman" w:cs="Times New Roman"/>
-          <w:sz w:val="24"/>
-          <w:szCs w:val="24"/>
-        </w:rPr>
-        <w:t xml:space="preserve"> </w:t>
-      </w:r>
-      <w:proofErr w:type="spellStart"/>
-      <w:r>
-        <w:rPr>
-          <w:rFonts w:ascii="Times New Roman" w:hAnsi="Times New Roman" w:cs="Times New Roman"/>
-          <w:sz w:val="24"/>
-          <w:szCs w:val="24"/>
-        </w:rPr>
-        <w:t>Fakultas</w:t>
-      </w:r>
-      <w:proofErr w:type="spellEnd"/>
-      <w:r>
-        <w:rPr>
-          <w:rFonts w:ascii="Times New Roman" w:hAnsi="Times New Roman" w:cs="Times New Roman"/>
-          <w:sz w:val="24"/>
-          <w:szCs w:val="24"/>
-        </w:rPr>
-        <w:t xml:space="preserve"> Teknik Universitas </w:t>
-      </w:r>
-      <w:proofErr w:type="spellStart"/>
-      <w:r>
-        <w:rPr>
-          <w:rFonts w:ascii="Times New Roman" w:hAnsi="Times New Roman" w:cs="Times New Roman"/>
-          <w:sz w:val="24"/>
-          <w:szCs w:val="24"/>
-        </w:rPr>
-        <w:t>Diponegoro</w:t>
-      </w:r>
-      <w:proofErr w:type="spellEnd"/>
-      <w:r>
-        <w:rPr>
-          <w:rFonts w:ascii="Times New Roman" w:hAnsi="Times New Roman" w:cs="Times New Roman"/>
-          <w:sz w:val="24"/>
-          <w:szCs w:val="24"/>
-        </w:rPr>
-        <w:t xml:space="preserve"> Semarang </w:t>
-      </w:r>
-      <w:proofErr w:type="spellStart"/>
-      <w:r>
-        <w:rPr>
-          <w:rFonts w:ascii="Times New Roman" w:hAnsi="Times New Roman" w:cs="Times New Roman"/>
-          <w:sz w:val="24"/>
-          <w:szCs w:val="24"/>
-        </w:rPr>
-        <w:t>dengan</w:t>
-      </w:r>
-      <w:proofErr w:type="spellEnd"/>
-      <w:r>
-        <w:rPr>
-          <w:rFonts w:ascii="Times New Roman" w:hAnsi="Times New Roman" w:cs="Times New Roman"/>
-          <w:sz w:val="24"/>
-          <w:szCs w:val="24"/>
-        </w:rPr>
-        <w:t xml:space="preserve"> </w:t>
-      </w:r>
-      <w:proofErr w:type="spellStart"/>
-      <w:r>
-        <w:rPr>
-          <w:rFonts w:ascii="Times New Roman" w:hAnsi="Times New Roman" w:cs="Times New Roman"/>
-          <w:sz w:val="24"/>
-          <w:szCs w:val="24"/>
-        </w:rPr>
-        <w:t>ini</w:t>
-      </w:r>
-      <w:proofErr w:type="spellEnd"/>
-      <w:r>
-        <w:rPr>
-          <w:rFonts w:ascii="Times New Roman" w:hAnsi="Times New Roman" w:cs="Times New Roman"/>
-          <w:sz w:val="24"/>
-          <w:szCs w:val="24"/>
-        </w:rPr>
-        <w:t xml:space="preserve"> </w:t>
-      </w:r>
-      <w:proofErr w:type="spellStart"/>
-      <w:r>
-        <w:rPr>
-          <w:rFonts w:ascii="Times New Roman" w:hAnsi="Times New Roman" w:cs="Times New Roman"/>
-          <w:sz w:val="24"/>
-          <w:szCs w:val="24"/>
-        </w:rPr>
-        <w:t>memberikan</w:t>
-      </w:r>
-      <w:proofErr w:type="spellEnd"/>
-      <w:r>
-        <w:rPr>
-          <w:rFonts w:ascii="Times New Roman" w:hAnsi="Times New Roman" w:cs="Times New Roman"/>
-          <w:sz w:val="24"/>
-          <w:szCs w:val="24"/>
-        </w:rPr>
-        <w:t xml:space="preserve"> </w:t>
-      </w:r>
-      <w:proofErr w:type="spellStart"/>
-      <w:r>
-        <w:rPr>
-          <w:rFonts w:ascii="Times New Roman" w:hAnsi="Times New Roman" w:cs="Times New Roman"/>
-          <w:sz w:val="24"/>
-          <w:szCs w:val="24"/>
-        </w:rPr>
-        <w:t>tugas</w:t>
-      </w:r>
-      <w:proofErr w:type="spellEnd"/>
-      <w:r>
-        <w:rPr>
-          <w:rFonts w:ascii="Times New Roman" w:hAnsi="Times New Roman" w:cs="Times New Roman"/>
-          <w:sz w:val="24"/>
-          <w:szCs w:val="24"/>
-        </w:rPr>
-        <w:t xml:space="preserve"> </w:t>
-      </w:r>
-      <w:proofErr w:type="spellStart"/>
-      <w:proofErr w:type="gramStart"/>
-      <w:r>
-        <w:rPr>
-          <w:rFonts w:ascii="Times New Roman" w:hAnsi="Times New Roman" w:cs="Times New Roman"/>
-          <w:sz w:val="24"/>
-          <w:szCs w:val="24"/>
-        </w:rPr>
-        <w:t>kepada</w:t>
-      </w:r>
-      <w:proofErr w:type="spellEnd"/>
-      <w:r>
-        <w:rPr>
-          <w:rFonts w:ascii="Times New Roman" w:hAnsi="Times New Roman" w:cs="Times New Roman"/>
-          <w:sz w:val="24"/>
-          <w:szCs w:val="24"/>
-        </w:rPr>
-        <w:t xml:space="preserve"> :</w:t>
-      </w:r>
-      <w:proofErr w:type="gramEnd"/>
-      <w:r>
-        <w:rPr>
-          <w:rFonts w:ascii="Times New Roman" w:hAnsi="Times New Roman" w:cs="Times New Roman"/>
-          <w:sz w:val="24"/>
-          <w:szCs w:val="24"/>
-        </w:rPr>
-        <w:t xml:space="preserve"> </w:t>
+      <w:r>
+        <w:rPr>
+          <w:rFonts w:ascii="Times New Roman" w:hAnsi="Times New Roman" w:cs="Times New Roman"/>
+          <w:sz w:val="24"/>
+          <w:szCs w:val="24"/>
+        </w:rPr>
+        <w:t xml:space="preserve">Departemen </w:t>
+      </w:r>
+      <w:r>
+        <w:rPr>
+          <w:rFonts w:ascii="Times New Roman" w:hAnsi="Times New Roman" w:cs="Times New Roman"/>
+          <w:sz w:val="24"/>
+          <w:szCs w:val="24"/>
+        </w:rPr>
+        <w:t xml:space="preserve">Teknik Lingkungan Fakultas Teknik Universitas Diponegoro Semarang dengan ini memberikan tugas kepada : </w:t>
       </w:r>
     </w:p>
     <w:p>
@@ -569,7 +387,6 @@
                 <w:szCs w:val="24"/>
               </w:rPr>
             </w:pPr>
-            <w:proofErr w:type="spellStart"/>
             <w:r>
               <w:rPr>
                 <w:rFonts w:ascii="Times New Roman" w:hAnsi="Times New Roman" w:cs="Times New Roman"/>
@@ -578,7 +395,6 @@
               </w:rPr>
               <w:t>Pembimbing</w:t>
             </w:r>
-            <w:proofErr w:type="spellEnd"/>
           </w:p>
         </w:tc>
       </w:tr>
@@ -604,61 +420,22 @@
           <w:szCs w:val="24"/>
         </w:rPr>
       </w:pPr>
-      <w:proofErr w:type="spellStart"/>
-      <w:r>
-        <w:rPr>
-          <w:rFonts w:ascii="Times New Roman" w:hAnsi="Times New Roman" w:cs="Times New Roman"/>
-          <w:sz w:val="24"/>
-          <w:szCs w:val="24"/>
-        </w:rPr>
-        <w:t>Untuk</w:t>
-      </w:r>
-      <w:proofErr w:type="spellEnd"/>
-      <w:r>
-        <w:rPr>
-          <w:rFonts w:ascii="Times New Roman" w:hAnsi="Times New Roman" w:cs="Times New Roman"/>
-          <w:sz w:val="24"/>
-          <w:szCs w:val="24"/>
-        </w:rPr>
-        <w:t xml:space="preserve"> </w:t>
-      </w:r>
-      <w:proofErr w:type="spellStart"/>
-      <w:r>
-        <w:rPr>
-          <w:rFonts w:ascii="Times New Roman" w:hAnsi="Times New Roman" w:cs="Times New Roman"/>
-          <w:sz w:val="24"/>
-          <w:szCs w:val="24"/>
-        </w:rPr>
-        <w:t>membimbing</w:t>
-      </w:r>
-      <w:proofErr w:type="spellEnd"/>
-      <w:r>
-        <w:rPr>
-          <w:rFonts w:ascii="Times New Roman" w:hAnsi="Times New Roman" w:cs="Times New Roman"/>
-          <w:sz w:val="24"/>
-          <w:szCs w:val="24"/>
-        </w:rPr>
-        <w:t xml:space="preserve"> </w:t>
-      </w:r>
-      <w:proofErr w:type="spellStart"/>
-      <w:r>
-        <w:rPr>
-          <w:rFonts w:ascii="Times New Roman" w:hAnsi="Times New Roman" w:cs="Times New Roman"/>
-          <w:sz w:val="24"/>
-          <w:szCs w:val="24"/>
-        </w:rPr>
-        <w:t>Kerja</w:t>
-      </w:r>
-      <w:proofErr w:type="spellEnd"/>
-      <w:r>
-        <w:rPr>
-          <w:rFonts w:ascii="Times New Roman" w:hAnsi="Times New Roman" w:cs="Times New Roman"/>
-          <w:sz w:val="24"/>
-          <w:szCs w:val="24"/>
-        </w:rPr>
-        <w:t xml:space="preserve"> </w:t>
-      </w:r>
-      <w:proofErr w:type="spellStart"/>
+      <w:r>
+        <w:rPr>
+          <w:rFonts w:ascii="Times New Roman" w:hAnsi="Times New Roman" w:cs="Times New Roman"/>
+          <w:sz w:val="24"/>
+          <w:szCs w:val="24"/>
+        </w:rPr>
+        <w:t xml:space="preserve">Untuk membimbing </w:t>
+      </w:r>
+      <w:r>
+        <w:rPr>
+          <w:rFonts w:ascii="Times New Roman" w:hAnsi="Times New Roman" w:cs="Times New Roman"/>
+          <w:sz w:val="24"/>
+          <w:szCs w:val="24"/>
+        </w:rPr>
+        <w:t xml:space="preserve">Kerja </w:t>
+      </w:r>
       <w:r>
         <w:rPr>
           <w:rFonts w:ascii="Times New Roman" w:hAnsi="Times New Roman" w:cs="Times New Roman"/>
@@ -667,86 +444,13 @@
         </w:rPr>
         <w:t>Praktik</w:t>
       </w:r>
-      <w:proofErr w:type="spellEnd"/>
-      <w:r>
-        <w:rPr>
-          <w:rFonts w:ascii="Times New Roman" w:hAnsi="Times New Roman" w:cs="Times New Roman"/>
-          <w:sz w:val="24"/>
-          <w:szCs w:val="24"/>
-        </w:rPr>
-        <w:t xml:space="preserve"> </w:t>
-      </w:r>
-      <w:proofErr w:type="spellStart"/>
-      <w:r>
-        <w:rPr>
-          <w:rFonts w:ascii="Times New Roman" w:hAnsi="Times New Roman" w:cs="Times New Roman"/>
-          <w:sz w:val="24"/>
-          <w:szCs w:val="24"/>
-        </w:rPr>
-        <w:t>mahasiswa</w:t>
-      </w:r>
-      <w:proofErr w:type="spellEnd"/>
-      <w:r>
-        <w:rPr>
-          <w:rFonts w:ascii="Times New Roman" w:hAnsi="Times New Roman" w:cs="Times New Roman"/>
-          <w:sz w:val="24"/>
-          <w:szCs w:val="24"/>
-        </w:rPr>
-        <w:t xml:space="preserve"> </w:t>
-      </w:r>
-      <w:proofErr w:type="spellStart"/>
-      <w:r>
-        <w:rPr>
-          <w:rFonts w:ascii="Times New Roman" w:hAnsi="Times New Roman" w:cs="Times New Roman"/>
-          <w:sz w:val="24"/>
-          <w:szCs w:val="24"/>
-        </w:rPr>
-        <w:t>tersebut</w:t>
-      </w:r>
-      <w:proofErr w:type="spellEnd"/>
-      <w:r>
-        <w:rPr>
-          <w:rFonts w:ascii="Times New Roman" w:hAnsi="Times New Roman" w:cs="Times New Roman"/>
-          <w:sz w:val="24"/>
-          <w:szCs w:val="24"/>
-        </w:rPr>
-        <w:t xml:space="preserve"> di </w:t>
-      </w:r>
-      <w:proofErr w:type="spellStart"/>
-      <w:r>
-        <w:rPr>
-          <w:rFonts w:ascii="Times New Roman" w:hAnsi="Times New Roman" w:cs="Times New Roman"/>
-          <w:sz w:val="24"/>
-          <w:szCs w:val="24"/>
-        </w:rPr>
-        <w:t>bawah</w:t>
-      </w:r>
-      <w:proofErr w:type="spellEnd"/>
-      <w:r>
-        <w:rPr>
-          <w:rFonts w:ascii="Times New Roman" w:hAnsi="Times New Roman" w:cs="Times New Roman"/>
-          <w:sz w:val="24"/>
-          <w:szCs w:val="24"/>
-        </w:rPr>
-        <w:t xml:space="preserve"> </w:t>
-      </w:r>
-      <w:proofErr w:type="spellStart"/>
-      <w:r>
-        <w:rPr>
-          <w:rFonts w:ascii="Times New Roman" w:hAnsi="Times New Roman" w:cs="Times New Roman"/>
-          <w:sz w:val="24"/>
-          <w:szCs w:val="24"/>
-        </w:rPr>
-        <w:t>ini</w:t>
-      </w:r>
-      <w:proofErr w:type="spellEnd"/>
-      <w:r>
-        <w:rPr>
-          <w:rFonts w:ascii="Times New Roman" w:hAnsi="Times New Roman" w:cs="Times New Roman"/>
-          <w:sz w:val="24"/>
-          <w:szCs w:val="24"/>
-        </w:rPr>
-        <w:t>:</w:t>
+      <w:r>
+        <w:rPr>
+          <w:rFonts w:ascii="Times New Roman" w:hAnsi="Times New Roman" w:cs="Times New Roman"/>
+          <w:sz w:val="24"/>
+          <w:szCs w:val="24"/>
+        </w:rPr>
+        <w:t xml:space="preserve"> mahasiswa tersebut di bawah ini:</w:t>
       </w:r>
     </w:p>
     <w:p>
@@ -851,25 +555,7 @@
                 <w:sz w:val="24"/>
                 <w:szCs w:val="24"/>
               </w:rPr>
-              <w:t>{</w:t>
-            </w:r>
-            <w:proofErr w:type="spellStart"/>
-            <w:r>
-              <w:rPr>
-                <w:rFonts w:ascii="Times New Roman" w:hAnsi="Times New Roman" w:cs="Times New Roman"/>
-                <w:sz w:val="24"/>
-                <w:szCs w:val="24"/>
-              </w:rPr>
-              <w:t>nama_mhs</w:t>
-            </w:r>
-            <w:proofErr w:type="spellEnd"/>
-            <w:r>
-              <w:rPr>
-                <w:rFonts w:ascii="Times New Roman" w:hAnsi="Times New Roman" w:cs="Times New Roman"/>
-                <w:sz w:val="24"/>
-                <w:szCs w:val="24"/>
-              </w:rPr>
-              <w:t>}</w:t>
+              <w:t>{nama_mhs}</w:t>
             </w:r>
           </w:p>
         </w:tc>
@@ -967,23 +653,13 @@
                 <w:szCs w:val="24"/>
               </w:rPr>
             </w:pPr>
-            <w:proofErr w:type="spellStart"/>
-            <w:r>
-              <w:rPr>
-                <w:rFonts w:ascii="Times New Roman" w:hAnsi="Times New Roman" w:cs="Times New Roman"/>
-                <w:sz w:val="24"/>
-                <w:szCs w:val="24"/>
-              </w:rPr>
-              <w:t>Judul</w:t>
-            </w:r>
-            <w:proofErr w:type="spellEnd"/>
-            <w:r>
-              <w:rPr>
-                <w:rFonts w:ascii="Times New Roman" w:hAnsi="Times New Roman" w:cs="Times New Roman"/>
-                <w:sz w:val="24"/>
-                <w:szCs w:val="24"/>
-              </w:rPr>
-              <w:t xml:space="preserve"> </w:t>
+            <w:r>
+              <w:rPr>
+                <w:rFonts w:ascii="Times New Roman" w:hAnsi="Times New Roman" w:cs="Times New Roman"/>
+                <w:sz w:val="24"/>
+                <w:szCs w:val="24"/>
+              </w:rPr>
+              <w:t xml:space="preserve">Judul </w:t>
             </w:r>
             <w:r>
               <w:rPr>
@@ -1035,25 +711,7 @@
                 <w:sz w:val="24"/>
                 <w:szCs w:val="24"/>
               </w:rPr>
-              <w:t>{</w:t>
-            </w:r>
-            <w:proofErr w:type="spellStart"/>
-            <w:r>
-              <w:rPr>
-                <w:rFonts w:ascii="Times New Roman" w:hAnsi="Times New Roman" w:cs="Times New Roman"/>
-                <w:sz w:val="24"/>
-                <w:szCs w:val="24"/>
-              </w:rPr>
-              <w:t>judul_kp</w:t>
-            </w:r>
-            <w:proofErr w:type="spellEnd"/>
-            <w:r>
-              <w:rPr>
-                <w:rFonts w:ascii="Times New Roman" w:hAnsi="Times New Roman" w:cs="Times New Roman"/>
-                <w:sz w:val="24"/>
-                <w:szCs w:val="24"/>
-              </w:rPr>
-              <w:t>}</w:t>
+              <w:t>{judul_kp}</w:t>
             </w:r>
           </w:p>
         </w:tc>
@@ -1080,23 +738,13 @@
           <w:szCs w:val="24"/>
         </w:rPr>
       </w:pPr>
-      <w:proofErr w:type="spellStart"/>
-      <w:r>
-        <w:rPr>
-          <w:rFonts w:ascii="Times New Roman" w:hAnsi="Times New Roman" w:cs="Times New Roman"/>
-          <w:sz w:val="24"/>
-          <w:szCs w:val="24"/>
-        </w:rPr>
-        <w:t>Jangka</w:t>
-      </w:r>
-      <w:proofErr w:type="spellEnd"/>
-      <w:r>
-        <w:rPr>
-          <w:rFonts w:ascii="Times New Roman" w:hAnsi="Times New Roman" w:cs="Times New Roman"/>
-          <w:sz w:val="24"/>
-          <w:szCs w:val="24"/>
-        </w:rPr>
-        <w:t xml:space="preserve"> Waktu: </w:t>
+      <w:r>
+        <w:rPr>
+          <w:rFonts w:ascii="Times New Roman" w:hAnsi="Times New Roman" w:cs="Times New Roman"/>
+          <w:sz w:val="24"/>
+          <w:szCs w:val="24"/>
+        </w:rPr>
+        <w:t xml:space="preserve">Jangka Waktu: </w:t>
       </w:r>
       <w:r>
         <w:rPr>
@@ -1114,7 +762,6 @@
         </w:rPr>
         <w:t xml:space="preserve"> (</w:t>
       </w:r>
-      <w:proofErr w:type="spellStart"/>
       <w:r>
         <w:rPr>
           <w:rFonts w:ascii="Times New Roman" w:hAnsi="Times New Roman" w:cs="Times New Roman"/>
@@ -1123,43 +770,14 @@
         </w:rPr>
         <w:t>tiga</w:t>
       </w:r>
-      <w:proofErr w:type="spellEnd"/>
-      <w:r>
-        <w:rPr>
-          <w:rFonts w:ascii="Times New Roman" w:hAnsi="Times New Roman" w:cs="Times New Roman"/>
-          <w:sz w:val="24"/>
-          <w:szCs w:val="24"/>
-        </w:rPr>
-        <w:t xml:space="preserve">) </w:t>
-      </w:r>
-      <w:proofErr w:type="spellStart"/>
-      <w:r>
-        <w:rPr>
-          <w:rFonts w:ascii="Times New Roman" w:hAnsi="Times New Roman" w:cs="Times New Roman"/>
-          <w:sz w:val="24"/>
-          <w:szCs w:val="24"/>
-        </w:rPr>
-        <w:t>bulan</w:t>
-      </w:r>
-      <w:proofErr w:type="spellEnd"/>
-      <w:r>
-        <w:rPr>
-          <w:rFonts w:ascii="Times New Roman" w:hAnsi="Times New Roman" w:cs="Times New Roman"/>
-          <w:sz w:val="24"/>
-          <w:szCs w:val="24"/>
-        </w:rPr>
-        <w:t xml:space="preserve"> </w:t>
-      </w:r>
-      <w:proofErr w:type="spellStart"/>
-      <w:r>
-        <w:rPr>
-          <w:rFonts w:ascii="Times New Roman" w:hAnsi="Times New Roman" w:cs="Times New Roman"/>
-          <w:sz w:val="24"/>
-          <w:szCs w:val="24"/>
-        </w:rPr>
-        <w:t>terhitung</w:t>
-      </w:r>
-      <w:proofErr w:type="spellEnd"/>
+      <w:r>
+        <w:rPr>
+          <w:rFonts w:ascii="Times New Roman" w:hAnsi="Times New Roman" w:cs="Times New Roman"/>
+          <w:sz w:val="24"/>
+          <w:szCs w:val="24"/>
+        </w:rPr>
+        <w:t>) bulan terhitung</w:t>
+      </w:r>
       <w:r>
         <w:rPr>
           <w:rFonts w:ascii="Times New Roman" w:hAnsi="Times New Roman" w:cs="Times New Roman"/>
@@ -1217,7 +835,6 @@
                 <w:szCs w:val="24"/>
               </w:rPr>
             </w:pPr>
-            <w:proofErr w:type="spellStart"/>
             <w:r>
               <w:rPr>
                 <w:rFonts w:ascii="Times New Roman" w:hAnsi="Times New Roman" w:cs="Times New Roman"/>
@@ -1226,7 +843,6 @@
               </w:rPr>
               <w:t>Mulai</w:t>
             </w:r>
-            <w:proofErr w:type="spellEnd"/>
             <w:r>
               <w:rPr>
                 <w:rFonts w:ascii="Times New Roman" w:hAnsi="Times New Roman" w:cs="Times New Roman"/>
@@ -1279,25 +895,7 @@
                 <w:sz w:val="24"/>
                 <w:szCs w:val="24"/>
               </w:rPr>
-              <w:t>{</w:t>
-            </w:r>
-            <w:proofErr w:type="spellStart"/>
-            <w:r>
-              <w:rPr>
-                <w:rFonts w:ascii="Times New Roman" w:hAnsi="Times New Roman" w:cs="Times New Roman"/>
-                <w:sz w:val="24"/>
-                <w:szCs w:val="24"/>
-              </w:rPr>
-              <w:t>mulai_kp</w:t>
-            </w:r>
-            <w:proofErr w:type="spellEnd"/>
-            <w:r>
-              <w:rPr>
-                <w:rFonts w:ascii="Times New Roman" w:hAnsi="Times New Roman" w:cs="Times New Roman"/>
-                <w:sz w:val="24"/>
-                <w:szCs w:val="24"/>
-              </w:rPr>
-              <w:t>}</w:t>
+              <w:t>{mulai_kp}</w:t>
             </w:r>
           </w:p>
         </w:tc>
@@ -1319,7 +917,6 @@
                 <w:szCs w:val="24"/>
               </w:rPr>
             </w:pPr>
-            <w:proofErr w:type="spellStart"/>
             <w:r>
               <w:rPr>
                 <w:rFonts w:ascii="Times New Roman" w:hAnsi="Times New Roman" w:cs="Times New Roman"/>
@@ -1328,7 +925,6 @@
               </w:rPr>
               <w:t>Sampai</w:t>
             </w:r>
-            <w:proofErr w:type="spellEnd"/>
             <w:r>
               <w:rPr>
                 <w:rFonts w:ascii="Times New Roman" w:hAnsi="Times New Roman" w:cs="Times New Roman"/>
@@ -1381,25 +977,7 @@
                 <w:sz w:val="24"/>
                 <w:szCs w:val="24"/>
               </w:rPr>
-              <w:t>{</w:t>
-            </w:r>
-            <w:proofErr w:type="spellStart"/>
-            <w:r>
-              <w:rPr>
-                <w:rFonts w:ascii="Times New Roman" w:hAnsi="Times New Roman" w:cs="Times New Roman"/>
-                <w:sz w:val="24"/>
-                <w:szCs w:val="24"/>
-              </w:rPr>
-              <w:t>akhir_kp</w:t>
-            </w:r>
-            <w:proofErr w:type="spellEnd"/>
-            <w:r>
-              <w:rPr>
-                <w:rFonts w:ascii="Times New Roman" w:hAnsi="Times New Roman" w:cs="Times New Roman"/>
-                <w:sz w:val="24"/>
-                <w:szCs w:val="24"/>
-              </w:rPr>
-              <w:t>}</w:t>
+              <w:t>{akhir_kp}</w:t>
             </w:r>
           </w:p>
         </w:tc>
@@ -1415,167 +993,13 @@
           <w:szCs w:val="24"/>
         </w:rPr>
       </w:pPr>
-      <w:proofErr w:type="spellStart"/>
-      <w:r>
-        <w:rPr>
-          <w:rFonts w:ascii="Times New Roman" w:hAnsi="Times New Roman" w:cs="Times New Roman"/>
-          <w:sz w:val="24"/>
-          <w:szCs w:val="24"/>
-        </w:rPr>
-        <w:t>Demikian</w:t>
-      </w:r>
-      <w:proofErr w:type="spellEnd"/>
-      <w:r>
-        <w:rPr>
-          <w:rFonts w:ascii="Times New Roman" w:hAnsi="Times New Roman" w:cs="Times New Roman"/>
-          <w:sz w:val="24"/>
-          <w:szCs w:val="24"/>
-        </w:rPr>
-        <w:t xml:space="preserve"> Surat </w:t>
-      </w:r>
-      <w:proofErr w:type="spellStart"/>
-      <w:r>
-        <w:rPr>
-          <w:rFonts w:ascii="Times New Roman" w:hAnsi="Times New Roman" w:cs="Times New Roman"/>
-          <w:sz w:val="24"/>
-          <w:szCs w:val="24"/>
-        </w:rPr>
-        <w:t>Tugas</w:t>
-      </w:r>
-      <w:proofErr w:type="spellEnd"/>
-      <w:r>
-        <w:rPr>
-          <w:rFonts w:ascii="Times New Roman" w:hAnsi="Times New Roman" w:cs="Times New Roman"/>
-          <w:sz w:val="24"/>
-          <w:szCs w:val="24"/>
-        </w:rPr>
-        <w:t xml:space="preserve"> </w:t>
-      </w:r>
-      <w:proofErr w:type="spellStart"/>
-      <w:r>
-        <w:rPr>
-          <w:rFonts w:ascii="Times New Roman" w:hAnsi="Times New Roman" w:cs="Times New Roman"/>
-          <w:sz w:val="24"/>
-          <w:szCs w:val="24"/>
-        </w:rPr>
-        <w:t>ini</w:t>
-      </w:r>
-      <w:proofErr w:type="spellEnd"/>
-      <w:r>
-        <w:rPr>
-          <w:rFonts w:ascii="Times New Roman" w:hAnsi="Times New Roman" w:cs="Times New Roman"/>
-          <w:sz w:val="24"/>
-          <w:szCs w:val="24"/>
-        </w:rPr>
-        <w:t xml:space="preserve"> </w:t>
-      </w:r>
-      <w:proofErr w:type="spellStart"/>
-      <w:r>
-        <w:rPr>
-          <w:rFonts w:ascii="Times New Roman" w:hAnsi="Times New Roman" w:cs="Times New Roman"/>
-          <w:sz w:val="24"/>
-          <w:szCs w:val="24"/>
-        </w:rPr>
-        <w:t>dibuat</w:t>
-      </w:r>
-      <w:proofErr w:type="spellEnd"/>
-      <w:r>
-        <w:rPr>
-          <w:rFonts w:ascii="Times New Roman" w:hAnsi="Times New Roman" w:cs="Times New Roman"/>
-          <w:sz w:val="24"/>
-          <w:szCs w:val="24"/>
-        </w:rPr>
-        <w:t xml:space="preserve"> </w:t>
-      </w:r>
-      <w:proofErr w:type="spellStart"/>
-      <w:r>
-        <w:rPr>
-          <w:rFonts w:ascii="Times New Roman" w:hAnsi="Times New Roman" w:cs="Times New Roman"/>
-          <w:sz w:val="24"/>
-          <w:szCs w:val="24"/>
-        </w:rPr>
-        <w:t>untuk</w:t>
-      </w:r>
-      <w:proofErr w:type="spellEnd"/>
-      <w:r>
-        <w:rPr>
-          <w:rFonts w:ascii="Times New Roman" w:hAnsi="Times New Roman" w:cs="Times New Roman"/>
-          <w:sz w:val="24"/>
-          <w:szCs w:val="24"/>
-        </w:rPr>
-        <w:t xml:space="preserve"> </w:t>
-      </w:r>
-      <w:proofErr w:type="spellStart"/>
-      <w:r>
-        <w:rPr>
-          <w:rFonts w:ascii="Times New Roman" w:hAnsi="Times New Roman" w:cs="Times New Roman"/>
-          <w:sz w:val="24"/>
-          <w:szCs w:val="24"/>
-        </w:rPr>
-        <w:t>dapat</w:t>
-      </w:r>
-      <w:proofErr w:type="spellEnd"/>
-      <w:r>
-        <w:rPr>
-          <w:rFonts w:ascii="Times New Roman" w:hAnsi="Times New Roman" w:cs="Times New Roman"/>
-          <w:sz w:val="24"/>
-          <w:szCs w:val="24"/>
-        </w:rPr>
-        <w:t xml:space="preserve"> </w:t>
-      </w:r>
-      <w:proofErr w:type="spellStart"/>
-      <w:r>
-        <w:rPr>
-          <w:rFonts w:ascii="Times New Roman" w:hAnsi="Times New Roman" w:cs="Times New Roman"/>
-          <w:sz w:val="24"/>
-          <w:szCs w:val="24"/>
-        </w:rPr>
-        <w:t>dilaksanakan</w:t>
-      </w:r>
-      <w:proofErr w:type="spellEnd"/>
-      <w:r>
-        <w:rPr>
-          <w:rFonts w:ascii="Times New Roman" w:hAnsi="Times New Roman" w:cs="Times New Roman"/>
-          <w:sz w:val="24"/>
-          <w:szCs w:val="24"/>
-        </w:rPr>
-        <w:t xml:space="preserve"> </w:t>
-      </w:r>
-      <w:proofErr w:type="spellStart"/>
-      <w:r>
-        <w:rPr>
-          <w:rFonts w:ascii="Times New Roman" w:hAnsi="Times New Roman" w:cs="Times New Roman"/>
-          <w:sz w:val="24"/>
-          <w:szCs w:val="24"/>
-        </w:rPr>
-        <w:t>dengan</w:t>
-      </w:r>
-      <w:proofErr w:type="spellEnd"/>
-      <w:r>
-        <w:rPr>
-          <w:rFonts w:ascii="Times New Roman" w:hAnsi="Times New Roman" w:cs="Times New Roman"/>
-          <w:sz w:val="24"/>
-          <w:szCs w:val="24"/>
-        </w:rPr>
-        <w:t xml:space="preserve"> </w:t>
-      </w:r>
-      <w:proofErr w:type="spellStart"/>
-      <w:r>
-        <w:rPr>
-          <w:rFonts w:ascii="Times New Roman" w:hAnsi="Times New Roman" w:cs="Times New Roman"/>
-          <w:sz w:val="24"/>
-          <w:szCs w:val="24"/>
-        </w:rPr>
-        <w:t>baik</w:t>
-      </w:r>
-      <w:proofErr w:type="spellEnd"/>
-      <w:r>
-        <w:rPr>
-          <w:rFonts w:ascii="Times New Roman" w:hAnsi="Times New Roman" w:cs="Times New Roman"/>
-          <w:sz w:val="24"/>
-          <w:szCs w:val="24"/>
-        </w:rPr>
-        <w:t>.</w:t>
+      <w:r>
+        <w:rPr>
+          <w:rFonts w:ascii="Times New Roman" w:hAnsi="Times New Roman" w:cs="Times New Roman"/>
+          <w:sz w:val="24"/>
+          <w:szCs w:val="24"/>
+        </w:rPr>
+        <w:t>Demikian Surat Tugas ini dibuat untuk dapat dilaksanakan dengan baik.</w:t>
       </w:r>
     </w:p>
     <w:p>
@@ -1614,33 +1038,15 @@
           <w:sz w:val="24"/>
           <w:szCs w:val="24"/>
         </w:rPr>
-        <w:t>{</w:t>
-      </w:r>
-      <w:proofErr w:type="spellStart"/>
-      <w:r>
-        <w:rPr>
-          <w:rFonts w:ascii="Times New Roman" w:hAnsi="Times New Roman" w:cs="Times New Roman"/>
-          <w:sz w:val="24"/>
-          <w:szCs w:val="24"/>
-        </w:rPr>
-        <w:t>tgl_</w:t>
-      </w:r>
-      <w:r>
-        <w:rPr>
-          <w:rFonts w:ascii="Times New Roman" w:hAnsi="Times New Roman" w:cs="Times New Roman"/>
-          <w:sz w:val="24"/>
-          <w:szCs w:val="24"/>
-        </w:rPr>
-        <w:t>cetak</w:t>
-      </w:r>
-      <w:proofErr w:type="spellEnd"/>
-      <w:r>
-        <w:rPr>
-          <w:rFonts w:ascii="Times New Roman" w:hAnsi="Times New Roman" w:cs="Times New Roman"/>
-          <w:sz w:val="24"/>
-          <w:szCs w:val="24"/>
-        </w:rPr>
-        <w:t>}</w:t>
+        <w:t>{tgl_</w:t>
+      </w:r>
+      <w:r>
+        <w:rPr>
+          <w:rFonts w:ascii="Times New Roman" w:hAnsi="Times New Roman" w:cs="Times New Roman"/>
+          <w:sz w:val="24"/>
+          <w:szCs w:val="24"/>
+        </w:rPr>
+        <w:t>cetak}</w:t>
       </w:r>
     </w:p>
     <w:p>
@@ -1714,16 +1120,14 @@
           </wp:anchor>
         </w:drawing>
       </w:r>
-      <w:proofErr w:type="spellStart"/>
-      <w:r>
-        <w:rPr>
-          <w:rFonts w:ascii="Times New Roman" w:hAnsi="Times New Roman" w:cs="Times New Roman"/>
-          <w:sz w:val="24"/>
-          <w:szCs w:val="24"/>
-        </w:rPr>
-        <w:t>Departemen</w:t>
-      </w:r>
-      <w:proofErr w:type="spellEnd"/>
+      <w:r>
+        <w:rPr>
+          <w:rFonts w:ascii="Times New Roman" w:hAnsi="Times New Roman" w:cs="Times New Roman"/>
+          <w:sz w:val="24"/>
+          <w:szCs w:val="24"/>
+        </w:rPr>
+        <w:t>Program Studi S1</w:t>
+      </w:r>
       <w:r>
         <w:rPr>
           <w:rFonts w:ascii="Times New Roman" w:hAnsi="Times New Roman" w:cs="Times New Roman"/>
@@ -1738,18 +1142,8 @@
           <w:sz w:val="24"/>
           <w:szCs w:val="24"/>
         </w:rPr>
-        <w:t xml:space="preserve">Teknik </w:t>
-      </w:r>
-      <w:proofErr w:type="spellStart"/>
-      <w:r>
-        <w:rPr>
-          <w:rFonts w:ascii="Times New Roman" w:hAnsi="Times New Roman" w:cs="Times New Roman"/>
-          <w:sz w:val="24"/>
-          <w:szCs w:val="24"/>
-        </w:rPr>
-        <w:t>Lingkungan</w:t>
-      </w:r>
-      <w:proofErr w:type="spellEnd"/>
+        <w:t>Teknik Lingkungan</w:t>
+      </w:r>
     </w:p>
     <w:p>
       <w:pPr>
@@ -1762,34 +1156,14 @@
           <w:szCs w:val="24"/>
         </w:rPr>
       </w:pPr>
-      <w:proofErr w:type="spellStart"/>
-      <w:r>
-        <w:rPr>
-          <w:rFonts w:ascii="Times New Roman" w:hAnsi="Times New Roman" w:cs="Times New Roman"/>
-          <w:sz w:val="24"/>
-          <w:szCs w:val="24"/>
-        </w:rPr>
-        <w:t>Fakultas</w:t>
-      </w:r>
-      <w:proofErr w:type="spellEnd"/>
-      <w:r>
-        <w:rPr>
-          <w:rFonts w:ascii="Times New Roman" w:hAnsi="Times New Roman" w:cs="Times New Roman"/>
-          <w:sz w:val="24"/>
-          <w:szCs w:val="24"/>
-        </w:rPr>
-        <w:t xml:space="preserve"> Teknik </w:t>
-      </w:r>
-      <w:proofErr w:type="spellStart"/>
-      <w:r>
-        <w:rPr>
-          <w:rFonts w:ascii="Times New Roman" w:hAnsi="Times New Roman" w:cs="Times New Roman"/>
-          <w:sz w:val="24"/>
-          <w:szCs w:val="24"/>
-        </w:rPr>
-        <w:t>Undip</w:t>
-      </w:r>
-      <w:proofErr w:type="spellEnd"/>
+      <w:r>
+        <w:rPr>
+          <w:rFonts w:ascii="Times New Roman" w:hAnsi="Times New Roman" w:cs="Times New Roman"/>
+          <w:sz w:val="24"/>
+          <w:szCs w:val="24"/>
+        </w:rPr>
+        <w:t>Fakultas Teknik Undip</w:t>
+      </w:r>
     </w:p>
     <w:p>
       <w:pPr>
@@ -1802,7 +1176,6 @@
           <w:szCs w:val="24"/>
         </w:rPr>
       </w:pPr>
-      <w:proofErr w:type="spellStart"/>
       <w:r>
         <w:rPr>
           <w:rFonts w:ascii="Times New Roman" w:hAnsi="Times New Roman" w:cs="Times New Roman"/>
@@ -1811,7 +1184,6 @@
         </w:rPr>
         <w:t>Ketua</w:t>
       </w:r>
-      <w:proofErr w:type="spellEnd"/>
     </w:p>
     <w:p>
       <w:pPr>
@@ -1879,79 +1251,7 @@
           <w:u w:val="single"/>
           <w:lang w:val="en-ID" w:eastAsia="en-ID"/>
         </w:rPr>
-        <w:t xml:space="preserve">Dr. Ir. Budi </w:t>
-      </w:r>
-      <w:proofErr w:type="spellStart"/>
-      <w:r>
-        <w:rPr>
-          <w:rFonts w:ascii="Times New Roman" w:eastAsia="Times New Roman" w:hAnsi="Times New Roman" w:cs="Times New Roman"/>
-          <w:color w:val="000000"/>
-          <w:sz w:val="24"/>
-          <w:szCs w:val="24"/>
-          <w:u w:val="single"/>
-          <w:lang w:val="en-ID" w:eastAsia="en-ID"/>
-        </w:rPr>
-        <w:t>Prasetyo</w:t>
-      </w:r>
-      <w:proofErr w:type="spellEnd"/>
-      <w:r>
-        <w:rPr>
-          <w:rFonts w:ascii="Times New Roman" w:eastAsia="Times New Roman" w:hAnsi="Times New Roman" w:cs="Times New Roman"/>
-          <w:color w:val="000000"/>
-          <w:sz w:val="24"/>
-          <w:szCs w:val="24"/>
-          <w:u w:val="single"/>
-          <w:lang w:val="en-ID" w:eastAsia="en-ID"/>
-        </w:rPr>
-        <w:t xml:space="preserve"> </w:t>
-      </w:r>
-      <w:proofErr w:type="spellStart"/>
-      <w:r>
-        <w:rPr>
-          <w:rFonts w:ascii="Times New Roman" w:eastAsia="Times New Roman" w:hAnsi="Times New Roman" w:cs="Times New Roman"/>
-          <w:color w:val="000000"/>
-          <w:sz w:val="24"/>
-          <w:szCs w:val="24"/>
-          <w:u w:val="single"/>
-          <w:lang w:val="en-ID" w:eastAsia="en-ID"/>
-        </w:rPr>
-        <w:t>Samadikun</w:t>
-      </w:r>
-      <w:proofErr w:type="spellEnd"/>
-      <w:r>
-        <w:rPr>
-          <w:rFonts w:ascii="Times New Roman" w:eastAsia="Times New Roman" w:hAnsi="Times New Roman" w:cs="Times New Roman"/>
-          <w:color w:val="000000"/>
-          <w:sz w:val="24"/>
-          <w:szCs w:val="24"/>
-          <w:u w:val="single"/>
-          <w:lang w:val="en-ID" w:eastAsia="en-ID"/>
-        </w:rPr>
-        <w:t xml:space="preserve">, S.T., </w:t>
-      </w:r>
-      <w:proofErr w:type="spellStart"/>
-      <w:r>
-        <w:rPr>
-          <w:rFonts w:ascii="Times New Roman" w:eastAsia="Times New Roman" w:hAnsi="Times New Roman" w:cs="Times New Roman"/>
-          <w:color w:val="000000"/>
-          <w:sz w:val="24"/>
-          <w:szCs w:val="24"/>
-          <w:u w:val="single"/>
-          <w:lang w:val="en-ID" w:eastAsia="en-ID"/>
-        </w:rPr>
-        <w:t>M.Si</w:t>
-      </w:r>
-      <w:proofErr w:type="spellEnd"/>
-      <w:r>
-        <w:rPr>
-          <w:rFonts w:ascii="Times New Roman" w:eastAsia="Times New Roman" w:hAnsi="Times New Roman" w:cs="Times New Roman"/>
-          <w:color w:val="000000"/>
-          <w:sz w:val="24"/>
-          <w:szCs w:val="24"/>
-          <w:u w:val="single"/>
-          <w:lang w:val="en-ID" w:eastAsia="en-ID"/>
-        </w:rPr>
-        <w:t>., IPU., ASEAN Eng.</w:t>
+        <w:t>Dr. Ir. Budi Prasetyo Samadikun, S.T., M.Si., IPU., ASEAN Eng.</w:t>
       </w:r>
     </w:p>
     <w:p>
@@ -2087,20 +1387,11 @@
                                 <w:rFonts w:ascii="Times New Roman" w:hAnsi="Times New Roman" w:cs="Times New Roman"/>
                               </w:rPr>
                             </w:pPr>
-                            <w:proofErr w:type="spellStart"/>
-                            <w:proofErr w:type="gramStart"/>
                             <w:r>
                               <w:rPr>
                                 <w:rFonts w:ascii="Times New Roman" w:hAnsi="Times New Roman" w:cs="Times New Roman"/>
                               </w:rPr>
-                              <w:t>Keterangan</w:t>
-                            </w:r>
-                            <w:proofErr w:type="spellEnd"/>
-                            <w:r>
-                              <w:rPr>
-                                <w:rFonts w:ascii="Times New Roman" w:hAnsi="Times New Roman" w:cs="Times New Roman"/>
-                              </w:rPr>
-                              <w:t xml:space="preserve"> </w:t>
+                              <w:t xml:space="preserve">Keterangan </w:t>
                             </w:r>
                             <w:r>
                               <w:rPr>
@@ -2108,7 +1399,6 @@
                               </w:rPr>
                               <w:t>:</w:t>
                             </w:r>
-                            <w:proofErr w:type="gramEnd"/>
                           </w:p>
                           <w:p>
                             <w:pPr>
@@ -2127,30 +1417,8 @@
                               <w:rPr>
                                 <w:rFonts w:ascii="Times New Roman" w:hAnsi="Times New Roman" w:cs="Times New Roman"/>
                               </w:rPr>
-                              <w:t xml:space="preserve">embar </w:t>
+                              <w:t>embar pertama</w:t>
                             </w:r>
-                            <w:proofErr w:type="spellStart"/>
-                            <w:r>
-                              <w:rPr>
-                                <w:rFonts w:ascii="Times New Roman" w:hAnsi="Times New Roman" w:cs="Times New Roman"/>
-                              </w:rPr>
-                              <w:t>pertama</w:t>
-                            </w:r>
-                            <w:proofErr w:type="spellEnd"/>
-                            <w:r>
-                              <w:rPr>
-                                <w:rFonts w:ascii="Times New Roman" w:hAnsi="Times New Roman" w:cs="Times New Roman"/>
-                              </w:rPr>
-                              <w:t xml:space="preserve"> </w:t>
-                            </w:r>
-                            <w:proofErr w:type="spellStart"/>
-                            <w:r>
-                              <w:rPr>
-                                <w:rFonts w:ascii="Times New Roman" w:hAnsi="Times New Roman" w:cs="Times New Roman"/>
-                              </w:rPr>
-                              <w:t>untuk</w:t>
-                            </w:r>
-                            <w:proofErr w:type="spellEnd"/>
                             <w:r>
                               <w:rPr>
                                 <w:rFonts w:ascii="Times New Roman" w:hAnsi="Times New Roman" w:cs="Times New Roman"/>
@@ -2161,72 +1429,26 @@
                               <w:rPr>
                                 <w:rFonts w:ascii="Times New Roman" w:hAnsi="Times New Roman" w:cs="Times New Roman"/>
                               </w:rPr>
-                              <w:t xml:space="preserve">Dosen </w:t>
+                              <w:t xml:space="preserve">untuk </w:t>
                             </w:r>
-                            <w:proofErr w:type="spellStart"/>
                             <w:r>
                               <w:rPr>
                                 <w:rFonts w:ascii="Times New Roman" w:hAnsi="Times New Roman" w:cs="Times New Roman"/>
                               </w:rPr>
-                              <w:t>Pembimbing</w:t>
+                              <w:t>Dosen Pembimbing</w:t>
                             </w:r>
-                            <w:proofErr w:type="spellEnd"/>
                             <w:r>
                               <w:rPr>
                                 <w:rFonts w:ascii="Times New Roman" w:hAnsi="Times New Roman" w:cs="Times New Roman"/>
                               </w:rPr>
-                              <w:t xml:space="preserve"> </w:t>
+                              <w:t xml:space="preserve"> lembar ke dua </w:t>
                             </w:r>
-                            <w:proofErr w:type="spellStart"/>
                             <w:r>
                               <w:rPr>
                                 <w:rFonts w:ascii="Times New Roman" w:hAnsi="Times New Roman" w:cs="Times New Roman"/>
                               </w:rPr>
-                              <w:t>lembar</w:t>
+                              <w:t>untuk mahasiswa</w:t>
                             </w:r>
-                            <w:proofErr w:type="spellEnd"/>
-                            <w:r>
-                              <w:rPr>
-                                <w:rFonts w:ascii="Times New Roman" w:hAnsi="Times New Roman" w:cs="Times New Roman"/>
-                              </w:rPr>
-                              <w:t xml:space="preserve"> </w:t>
-                            </w:r>
-                            <w:proofErr w:type="spellStart"/>
-                            <w:r>
-                              <w:rPr>
-                                <w:rFonts w:ascii="Times New Roman" w:hAnsi="Times New Roman" w:cs="Times New Roman"/>
-                              </w:rPr>
-                              <w:t>ke</w:t>
-                            </w:r>
-                            <w:proofErr w:type="spellEnd"/>
-                            <w:r>
-                              <w:rPr>
-                                <w:rFonts w:ascii="Times New Roman" w:hAnsi="Times New Roman" w:cs="Times New Roman"/>
-                              </w:rPr>
-                              <w:t xml:space="preserve"> dua </w:t>
-                            </w:r>
-                            <w:proofErr w:type="spellStart"/>
-                            <w:r>
-                              <w:rPr>
-                                <w:rFonts w:ascii="Times New Roman" w:hAnsi="Times New Roman" w:cs="Times New Roman"/>
-                              </w:rPr>
-                              <w:t>untuk</w:t>
-                            </w:r>
-                            <w:proofErr w:type="spellEnd"/>
-                            <w:r>
-                              <w:rPr>
-                                <w:rFonts w:ascii="Times New Roman" w:hAnsi="Times New Roman" w:cs="Times New Roman"/>
-                              </w:rPr>
-                              <w:t xml:space="preserve"> </w:t>
-                            </w:r>
-                            <w:proofErr w:type="spellStart"/>
-                            <w:r>
-                              <w:rPr>
-                                <w:rFonts w:ascii="Times New Roman" w:hAnsi="Times New Roman" w:cs="Times New Roman"/>
-                              </w:rPr>
-                              <w:t>mahasiswa</w:t>
-                            </w:r>
-                            <w:proofErr w:type="spellEnd"/>
                           </w:p>
                         </w:txbxContent>
                       </wps:txbx>
@@ -2518,25 +1740,7 @@
           <w:sz w:val="24"/>
           <w:szCs w:val="24"/>
         </w:rPr>
-        <w:t>{</w:t>
-      </w:r>
-      <w:proofErr w:type="spellStart"/>
-      <w:r>
-        <w:rPr>
-          <w:rFonts w:ascii="Times New Roman" w:hAnsi="Times New Roman" w:cs="Times New Roman"/>
-          <w:sz w:val="24"/>
-          <w:szCs w:val="24"/>
-        </w:rPr>
-        <w:t>no_surat</w:t>
-      </w:r>
-      <w:proofErr w:type="spellEnd"/>
-      <w:r>
-        <w:rPr>
-          <w:rFonts w:ascii="Times New Roman" w:hAnsi="Times New Roman" w:cs="Times New Roman"/>
-          <w:sz w:val="24"/>
-          <w:szCs w:val="24"/>
-        </w:rPr>
-        <w:t>}</w:t>
+        <w:t>{no_surat}</w:t>
       </w:r>
     </w:p>
     <w:p>
@@ -2558,44 +1762,14 @@
           <w:szCs w:val="24"/>
         </w:rPr>
       </w:pPr>
-      <w:proofErr w:type="spellStart"/>
-      <w:r>
-        <w:rPr>
-          <w:rFonts w:ascii="Times New Roman" w:hAnsi="Times New Roman" w:cs="Times New Roman"/>
-          <w:sz w:val="24"/>
-          <w:szCs w:val="24"/>
-        </w:rPr>
-        <w:t>Diberikan</w:t>
-      </w:r>
-      <w:proofErr w:type="spellEnd"/>
-      <w:r>
-        <w:rPr>
-          <w:rFonts w:ascii="Times New Roman" w:hAnsi="Times New Roman" w:cs="Times New Roman"/>
-          <w:sz w:val="24"/>
-          <w:szCs w:val="24"/>
-        </w:rPr>
-        <w:t xml:space="preserve"> </w:t>
-      </w:r>
-      <w:proofErr w:type="spellStart"/>
-      <w:proofErr w:type="gramStart"/>
-      <w:r>
-        <w:rPr>
-          <w:rFonts w:ascii="Times New Roman" w:hAnsi="Times New Roman" w:cs="Times New Roman"/>
-          <w:sz w:val="24"/>
-          <w:szCs w:val="24"/>
-        </w:rPr>
-        <w:t>kepada</w:t>
-      </w:r>
-      <w:proofErr w:type="spellEnd"/>
-      <w:r>
-        <w:rPr>
-          <w:rFonts w:ascii="Times New Roman" w:hAnsi="Times New Roman" w:cs="Times New Roman"/>
-          <w:sz w:val="24"/>
-          <w:szCs w:val="24"/>
-        </w:rPr>
-        <w:t xml:space="preserve"> :</w:t>
-      </w:r>
-      <w:proofErr w:type="gramEnd"/>
+      <w:r>
+        <w:rPr>
+          <w:rFonts w:ascii="Times New Roman" w:hAnsi="Times New Roman" w:cs="Times New Roman"/>
+          <w:sz w:val="24"/>
+          <w:szCs w:val="24"/>
+        </w:rPr>
+        <w:t>Diberikan kepada :</w:t>
+      </w:r>
     </w:p>
     <w:p>
       <w:pPr>
@@ -2692,25 +1866,7 @@
                 <w:sz w:val="24"/>
                 <w:szCs w:val="24"/>
               </w:rPr>
-              <w:t>{</w:t>
-            </w:r>
-            <w:proofErr w:type="spellStart"/>
-            <w:r>
-              <w:rPr>
-                <w:rFonts w:ascii="Times New Roman" w:hAnsi="Times New Roman" w:cs="Times New Roman"/>
-                <w:sz w:val="24"/>
-                <w:szCs w:val="24"/>
-              </w:rPr>
-              <w:t>nama_mhs</w:t>
-            </w:r>
-            <w:proofErr w:type="spellEnd"/>
-            <w:r>
-              <w:rPr>
-                <w:rFonts w:ascii="Times New Roman" w:hAnsi="Times New Roman" w:cs="Times New Roman"/>
-                <w:sz w:val="24"/>
-                <w:szCs w:val="24"/>
-              </w:rPr>
-              <w:t>}</w:t>
+              <w:t>{nama_mhs}</w:t>
             </w:r>
           </w:p>
         </w:tc>
@@ -2807,25 +1963,7 @@
                 <w:sz w:val="24"/>
                 <w:szCs w:val="24"/>
               </w:rPr>
-              <w:t xml:space="preserve">Dosen </w:t>
-            </w:r>
-            <w:proofErr w:type="spellStart"/>
-            <w:r>
-              <w:rPr>
-                <w:rFonts w:ascii="Times New Roman" w:hAnsi="Times New Roman" w:cs="Times New Roman"/>
-                <w:sz w:val="24"/>
-                <w:szCs w:val="24"/>
-              </w:rPr>
-              <w:t>Pembimbing</w:t>
-            </w:r>
-            <w:proofErr w:type="spellEnd"/>
-            <w:r>
-              <w:rPr>
-                <w:rFonts w:ascii="Times New Roman" w:hAnsi="Times New Roman" w:cs="Times New Roman"/>
-                <w:sz w:val="24"/>
-                <w:szCs w:val="24"/>
-              </w:rPr>
-              <w:t xml:space="preserve"> </w:t>
+              <w:t xml:space="preserve">Dosen Pembimbing </w:t>
             </w:r>
             <w:r>
               <w:rPr>
@@ -2990,23 +2128,13 @@
           <w:szCs w:val="24"/>
         </w:rPr>
       </w:pPr>
-      <w:proofErr w:type="spellStart"/>
-      <w:r>
-        <w:rPr>
-          <w:rFonts w:ascii="Times New Roman" w:hAnsi="Times New Roman" w:cs="Times New Roman"/>
-          <w:sz w:val="24"/>
-          <w:szCs w:val="24"/>
-        </w:rPr>
-        <w:t>Jangka</w:t>
-      </w:r>
-      <w:proofErr w:type="spellEnd"/>
-      <w:r>
-        <w:rPr>
-          <w:rFonts w:ascii="Times New Roman" w:hAnsi="Times New Roman" w:cs="Times New Roman"/>
-          <w:sz w:val="24"/>
-          <w:szCs w:val="24"/>
-        </w:rPr>
-        <w:t xml:space="preserve"> Waktu: </w:t>
+      <w:r>
+        <w:rPr>
+          <w:rFonts w:ascii="Times New Roman" w:hAnsi="Times New Roman" w:cs="Times New Roman"/>
+          <w:sz w:val="24"/>
+          <w:szCs w:val="24"/>
+        </w:rPr>
+        <w:t xml:space="preserve">Jangka Waktu: </w:t>
       </w:r>
       <w:r>
         <w:rPr>
@@ -3024,7 +2152,6 @@
         </w:rPr>
         <w:t xml:space="preserve"> (</w:t>
       </w:r>
-      <w:proofErr w:type="spellStart"/>
       <w:r>
         <w:rPr>
           <w:rFonts w:ascii="Times New Roman" w:hAnsi="Times New Roman" w:cs="Times New Roman"/>
@@ -3041,43 +2168,14 @@
         </w:rPr>
         <w:t>iga</w:t>
       </w:r>
-      <w:proofErr w:type="spellEnd"/>
-      <w:r>
-        <w:rPr>
-          <w:rFonts w:ascii="Times New Roman" w:hAnsi="Times New Roman" w:cs="Times New Roman"/>
-          <w:sz w:val="24"/>
-          <w:szCs w:val="24"/>
-        </w:rPr>
-        <w:t xml:space="preserve">) </w:t>
-      </w:r>
-      <w:proofErr w:type="spellStart"/>
-      <w:r>
-        <w:rPr>
-          <w:rFonts w:ascii="Times New Roman" w:hAnsi="Times New Roman" w:cs="Times New Roman"/>
-          <w:sz w:val="24"/>
-          <w:szCs w:val="24"/>
-        </w:rPr>
-        <w:t>bulan</w:t>
-      </w:r>
-      <w:proofErr w:type="spellEnd"/>
-      <w:r>
-        <w:rPr>
-          <w:rFonts w:ascii="Times New Roman" w:hAnsi="Times New Roman" w:cs="Times New Roman"/>
-          <w:sz w:val="24"/>
-          <w:szCs w:val="24"/>
-        </w:rPr>
-        <w:t xml:space="preserve"> </w:t>
-      </w:r>
-      <w:proofErr w:type="spellStart"/>
-      <w:r>
-        <w:rPr>
-          <w:rFonts w:ascii="Times New Roman" w:hAnsi="Times New Roman" w:cs="Times New Roman"/>
-          <w:sz w:val="24"/>
-          <w:szCs w:val="24"/>
-        </w:rPr>
-        <w:t>terhitung</w:t>
-      </w:r>
-      <w:proofErr w:type="spellEnd"/>
+      <w:r>
+        <w:rPr>
+          <w:rFonts w:ascii="Times New Roman" w:hAnsi="Times New Roman" w:cs="Times New Roman"/>
+          <w:sz w:val="24"/>
+          <w:szCs w:val="24"/>
+        </w:rPr>
+        <w:t>) bulan terhitung</w:t>
+      </w:r>
     </w:p>
     <w:p>
       <w:pPr>
@@ -3130,7 +2228,6 @@
                 <w:szCs w:val="24"/>
               </w:rPr>
             </w:pPr>
-            <w:proofErr w:type="spellStart"/>
             <w:r>
               <w:rPr>
                 <w:rFonts w:ascii="Times New Roman" w:hAnsi="Times New Roman" w:cs="Times New Roman"/>
@@ -3139,7 +2236,6 @@
               </w:rPr>
               <w:t>Mulai</w:t>
             </w:r>
-            <w:proofErr w:type="spellEnd"/>
             <w:r>
               <w:rPr>
                 <w:rFonts w:ascii="Times New Roman" w:hAnsi="Times New Roman" w:cs="Times New Roman"/>
@@ -3190,25 +2286,7 @@
                 <w:sz w:val="24"/>
                 <w:szCs w:val="24"/>
               </w:rPr>
-              <w:t>{</w:t>
-            </w:r>
-            <w:proofErr w:type="spellStart"/>
-            <w:r>
-              <w:rPr>
-                <w:rFonts w:ascii="Times New Roman" w:hAnsi="Times New Roman" w:cs="Times New Roman"/>
-                <w:sz w:val="24"/>
-                <w:szCs w:val="24"/>
-              </w:rPr>
-              <w:t>mulai_kp</w:t>
-            </w:r>
-            <w:proofErr w:type="spellEnd"/>
-            <w:r>
-              <w:rPr>
-                <w:rFonts w:ascii="Times New Roman" w:hAnsi="Times New Roman" w:cs="Times New Roman"/>
-                <w:sz w:val="24"/>
-                <w:szCs w:val="24"/>
-              </w:rPr>
-              <w:t>}</w:t>
+              <w:t>{mulai_kp}</w:t>
             </w:r>
           </w:p>
         </w:tc>
@@ -3226,7 +2304,6 @@
                 <w:szCs w:val="24"/>
               </w:rPr>
             </w:pPr>
-            <w:proofErr w:type="spellStart"/>
             <w:r>
               <w:rPr>
                 <w:rFonts w:ascii="Times New Roman" w:hAnsi="Times New Roman" w:cs="Times New Roman"/>
@@ -3235,7 +2312,6 @@
               </w:rPr>
               <w:t>Sampai</w:t>
             </w:r>
-            <w:proofErr w:type="spellEnd"/>
             <w:r>
               <w:rPr>
                 <w:rFonts w:ascii="Times New Roman" w:hAnsi="Times New Roman" w:cs="Times New Roman"/>
@@ -3286,25 +2362,7 @@
                 <w:sz w:val="24"/>
                 <w:szCs w:val="24"/>
               </w:rPr>
-              <w:t>{</w:t>
-            </w:r>
-            <w:proofErr w:type="spellStart"/>
-            <w:r>
-              <w:rPr>
-                <w:rFonts w:ascii="Times New Roman" w:hAnsi="Times New Roman" w:cs="Times New Roman"/>
-                <w:sz w:val="24"/>
-                <w:szCs w:val="24"/>
-              </w:rPr>
-              <w:t>akhir_kp</w:t>
-            </w:r>
-            <w:proofErr w:type="spellEnd"/>
-            <w:r>
-              <w:rPr>
-                <w:rFonts w:ascii="Times New Roman" w:hAnsi="Times New Roman" w:cs="Times New Roman"/>
-                <w:sz w:val="24"/>
-                <w:szCs w:val="24"/>
-              </w:rPr>
-              <w:t>}</w:t>
+              <w:t>{akhir_kp}</w:t>
             </w:r>
           </w:p>
         </w:tc>
@@ -3330,7 +2388,6 @@
           <w:szCs w:val="24"/>
         </w:rPr>
       </w:pPr>
-      <w:proofErr w:type="spellStart"/>
       <w:r>
         <w:rPr>
           <w:rFonts w:ascii="Times New Roman" w:hAnsi="Times New Roman" w:cs="Times New Roman"/>
@@ -3339,7 +2396,6 @@
         </w:rPr>
         <w:t>Judul</w:t>
       </w:r>
-      <w:proofErr w:type="spellEnd"/>
       <w:r>
         <w:rPr>
           <w:rFonts w:ascii="Times New Roman" w:hAnsi="Times New Roman" w:cs="Times New Roman"/>
@@ -3388,25 +2444,7 @@
           <w:sz w:val="24"/>
           <w:szCs w:val="24"/>
         </w:rPr>
-        <w:t>{</w:t>
-      </w:r>
-      <w:proofErr w:type="spellStart"/>
-      <w:r>
-        <w:rPr>
-          <w:rFonts w:ascii="Times New Roman" w:hAnsi="Times New Roman" w:cs="Times New Roman"/>
-          <w:sz w:val="24"/>
-          <w:szCs w:val="24"/>
-        </w:rPr>
-        <w:t>judul_kp</w:t>
-      </w:r>
-      <w:proofErr w:type="spellEnd"/>
-      <w:r>
-        <w:rPr>
-          <w:rFonts w:ascii="Times New Roman" w:hAnsi="Times New Roman" w:cs="Times New Roman"/>
-          <w:sz w:val="24"/>
-          <w:szCs w:val="24"/>
-        </w:rPr>
-        <w:t>}</w:t>
+        <w:t>{judul_kp}</w:t>
       </w:r>
     </w:p>
     <w:p>
@@ -3513,33 +2551,15 @@
           <w:sz w:val="24"/>
           <w:szCs w:val="24"/>
         </w:rPr>
-        <w:t>{</w:t>
-      </w:r>
-      <w:proofErr w:type="spellStart"/>
-      <w:r>
-        <w:rPr>
-          <w:rFonts w:ascii="Times New Roman" w:hAnsi="Times New Roman" w:cs="Times New Roman"/>
-          <w:sz w:val="24"/>
-          <w:szCs w:val="24"/>
-        </w:rPr>
-        <w:t>tgl_</w:t>
-      </w:r>
-      <w:r>
-        <w:rPr>
-          <w:rFonts w:ascii="Times New Roman" w:hAnsi="Times New Roman" w:cs="Times New Roman"/>
-          <w:sz w:val="24"/>
-          <w:szCs w:val="24"/>
-        </w:rPr>
-        <w:t>cetak</w:t>
-      </w:r>
-      <w:proofErr w:type="spellEnd"/>
-      <w:r>
-        <w:rPr>
-          <w:rFonts w:ascii="Times New Roman" w:hAnsi="Times New Roman" w:cs="Times New Roman"/>
-          <w:sz w:val="24"/>
-          <w:szCs w:val="24"/>
-        </w:rPr>
-        <w:t>}</w:t>
+        <w:t>{tgl_</w:t>
+      </w:r>
+      <w:r>
+        <w:rPr>
+          <w:rFonts w:ascii="Times New Roman" w:hAnsi="Times New Roman" w:cs="Times New Roman"/>
+          <w:sz w:val="24"/>
+          <w:szCs w:val="24"/>
+        </w:rPr>
+        <w:t>cetak}</w:t>
       </w:r>
     </w:p>
     <w:p>
@@ -3553,16 +2573,14 @@
           <w:szCs w:val="24"/>
         </w:rPr>
       </w:pPr>
-      <w:proofErr w:type="spellStart"/>
-      <w:r>
-        <w:rPr>
-          <w:rFonts w:ascii="Times New Roman" w:hAnsi="Times New Roman" w:cs="Times New Roman"/>
-          <w:sz w:val="24"/>
-          <w:szCs w:val="24"/>
-        </w:rPr>
-        <w:t>Departemen</w:t>
-      </w:r>
-      <w:proofErr w:type="spellEnd"/>
+      <w:r>
+        <w:rPr>
+          <w:rFonts w:ascii="Times New Roman" w:hAnsi="Times New Roman" w:cs="Times New Roman"/>
+          <w:sz w:val="24"/>
+          <w:szCs w:val="24"/>
+        </w:rPr>
+        <w:t>Program Studi S1</w:t>
+      </w:r>
       <w:r>
         <w:rPr>
           <w:rFonts w:ascii="Times New Roman" w:hAnsi="Times New Roman" w:cs="Times New Roman"/>
@@ -3577,18 +2595,8 @@
           <w:sz w:val="24"/>
           <w:szCs w:val="24"/>
         </w:rPr>
-        <w:t xml:space="preserve">Teknik </w:t>
-      </w:r>
-      <w:proofErr w:type="spellStart"/>
-      <w:r>
-        <w:rPr>
-          <w:rFonts w:ascii="Times New Roman" w:hAnsi="Times New Roman" w:cs="Times New Roman"/>
-          <w:sz w:val="24"/>
-          <w:szCs w:val="24"/>
-        </w:rPr>
-        <w:t>Lingkungan</w:t>
-      </w:r>
-      <w:proofErr w:type="spellEnd"/>
+        <w:t>Teknik Lingkungan</w:t>
+      </w:r>
     </w:p>
     <w:p>
       <w:pPr>
@@ -3601,34 +2609,14 @@
           <w:szCs w:val="24"/>
         </w:rPr>
       </w:pPr>
-      <w:proofErr w:type="spellStart"/>
-      <w:r>
-        <w:rPr>
-          <w:rFonts w:ascii="Times New Roman" w:hAnsi="Times New Roman" w:cs="Times New Roman"/>
-          <w:sz w:val="24"/>
-          <w:szCs w:val="24"/>
-        </w:rPr>
-        <w:t>Fakultas</w:t>
-      </w:r>
-      <w:proofErr w:type="spellEnd"/>
-      <w:r>
-        <w:rPr>
-          <w:rFonts w:ascii="Times New Roman" w:hAnsi="Times New Roman" w:cs="Times New Roman"/>
-          <w:sz w:val="24"/>
-          <w:szCs w:val="24"/>
-        </w:rPr>
-        <w:t xml:space="preserve"> Teknik </w:t>
-      </w:r>
-      <w:proofErr w:type="spellStart"/>
-      <w:r>
-        <w:rPr>
-          <w:rFonts w:ascii="Times New Roman" w:hAnsi="Times New Roman" w:cs="Times New Roman"/>
-          <w:sz w:val="24"/>
-          <w:szCs w:val="24"/>
-        </w:rPr>
-        <w:t>Undip</w:t>
-      </w:r>
-      <w:proofErr w:type="spellEnd"/>
+      <w:r>
+        <w:rPr>
+          <w:rFonts w:ascii="Times New Roman" w:hAnsi="Times New Roman" w:cs="Times New Roman"/>
+          <w:sz w:val="24"/>
+          <w:szCs w:val="24"/>
+        </w:rPr>
+        <w:t>Fakultas Teknik Undip</w:t>
+      </w:r>
     </w:p>
     <w:p>
       <w:pPr>
@@ -3641,7 +2629,6 @@
           <w:szCs w:val="24"/>
         </w:rPr>
       </w:pPr>
-      <w:proofErr w:type="spellStart"/>
       <w:r>
         <w:rPr>
           <w:rFonts w:ascii="Times New Roman" w:hAnsi="Times New Roman" w:cs="Times New Roman"/>
@@ -3650,7 +2637,6 @@
         </w:rPr>
         <w:t>Ketua</w:t>
       </w:r>
-      <w:proofErr w:type="spellEnd"/>
     </w:p>
     <w:p>
       <w:pPr>
@@ -3713,79 +2699,7 @@
           <w:u w:val="single"/>
           <w:lang w:val="en-ID" w:eastAsia="en-ID"/>
         </w:rPr>
-        <w:t xml:space="preserve">Dr. Ir. Budi </w:t>
-      </w:r>
-      <w:proofErr w:type="spellStart"/>
-      <w:r>
-        <w:rPr>
-          <w:rFonts w:ascii="Times New Roman" w:eastAsia="Times New Roman" w:hAnsi="Times New Roman" w:cs="Times New Roman"/>
-          <w:color w:val="000000"/>
-          <w:sz w:val="24"/>
-          <w:szCs w:val="24"/>
-          <w:u w:val="single"/>
-          <w:lang w:val="en-ID" w:eastAsia="en-ID"/>
-        </w:rPr>
-        <w:t>Prasetyo</w:t>
-      </w:r>
-      <w:proofErr w:type="spellEnd"/>
-      <w:r>
-        <w:rPr>
-          <w:rFonts w:ascii="Times New Roman" w:eastAsia="Times New Roman" w:hAnsi="Times New Roman" w:cs="Times New Roman"/>
-          <w:color w:val="000000"/>
-          <w:sz w:val="24"/>
-          <w:szCs w:val="24"/>
-          <w:u w:val="single"/>
-          <w:lang w:val="en-ID" w:eastAsia="en-ID"/>
-        </w:rPr>
-        <w:t xml:space="preserve"> </w:t>
-      </w:r>
-      <w:proofErr w:type="spellStart"/>
-      <w:r>
-        <w:rPr>
-          <w:rFonts w:ascii="Times New Roman" w:eastAsia="Times New Roman" w:hAnsi="Times New Roman" w:cs="Times New Roman"/>
-          <w:color w:val="000000"/>
-          <w:sz w:val="24"/>
-          <w:szCs w:val="24"/>
-          <w:u w:val="single"/>
-          <w:lang w:val="en-ID" w:eastAsia="en-ID"/>
-        </w:rPr>
-        <w:t>Samadikun</w:t>
-      </w:r>
-      <w:proofErr w:type="spellEnd"/>
-      <w:r>
-        <w:rPr>
-          <w:rFonts w:ascii="Times New Roman" w:eastAsia="Times New Roman" w:hAnsi="Times New Roman" w:cs="Times New Roman"/>
-          <w:color w:val="000000"/>
-          <w:sz w:val="24"/>
-          <w:szCs w:val="24"/>
-          <w:u w:val="single"/>
-          <w:lang w:val="en-ID" w:eastAsia="en-ID"/>
-        </w:rPr>
-        <w:t xml:space="preserve">, S.T., </w:t>
-      </w:r>
-      <w:proofErr w:type="spellStart"/>
-      <w:r>
-        <w:rPr>
-          <w:rFonts w:ascii="Times New Roman" w:eastAsia="Times New Roman" w:hAnsi="Times New Roman" w:cs="Times New Roman"/>
-          <w:color w:val="000000"/>
-          <w:sz w:val="24"/>
-          <w:szCs w:val="24"/>
-          <w:u w:val="single"/>
-          <w:lang w:val="en-ID" w:eastAsia="en-ID"/>
-        </w:rPr>
-        <w:t>M.Si</w:t>
-      </w:r>
-      <w:proofErr w:type="spellEnd"/>
-      <w:r>
-        <w:rPr>
-          <w:rFonts w:ascii="Times New Roman" w:eastAsia="Times New Roman" w:hAnsi="Times New Roman" w:cs="Times New Roman"/>
-          <w:color w:val="000000"/>
-          <w:sz w:val="24"/>
-          <w:szCs w:val="24"/>
-          <w:u w:val="single"/>
-          <w:lang w:val="en-ID" w:eastAsia="en-ID"/>
-        </w:rPr>
-        <w:t xml:space="preserve">., IPU., ASEAN Eng. </w:t>
+        <w:t xml:space="preserve">Dr. Ir. Budi Prasetyo Samadikun, S.T., M.Si., IPU., ASEAN Eng. </w:t>
       </w:r>
     </w:p>
     <w:p>
@@ -3842,23 +2756,13 @@
           <w:szCs w:val="24"/>
         </w:rPr>
       </w:pPr>
-      <w:proofErr w:type="spellStart"/>
-      <w:r>
-        <w:rPr>
-          <w:rFonts w:ascii="Times New Roman" w:hAnsi="Times New Roman" w:cs="Times New Roman"/>
-          <w:sz w:val="24"/>
-          <w:szCs w:val="24"/>
-        </w:rPr>
-        <w:t>Catatan</w:t>
-      </w:r>
-      <w:proofErr w:type="spellEnd"/>
-      <w:r>
-        <w:rPr>
-          <w:rFonts w:ascii="Times New Roman" w:hAnsi="Times New Roman" w:cs="Times New Roman"/>
-          <w:sz w:val="24"/>
-          <w:szCs w:val="24"/>
-        </w:rPr>
-        <w:t xml:space="preserve">: </w:t>
+      <w:r>
+        <w:rPr>
+          <w:rFonts w:ascii="Times New Roman" w:hAnsi="Times New Roman" w:cs="Times New Roman"/>
+          <w:sz w:val="24"/>
+          <w:szCs w:val="24"/>
+        </w:rPr>
+        <w:t xml:space="preserve">Catatan: </w:t>
       </w:r>
     </w:p>
     <w:p>
@@ -3876,123 +2780,15 @@
           <w:sz w:val="24"/>
           <w:szCs w:val="24"/>
         </w:rPr>
-        <w:t xml:space="preserve">- </w:t>
-      </w:r>
-      <w:proofErr w:type="spellStart"/>
-      <w:r>
-        <w:rPr>
-          <w:rFonts w:ascii="Times New Roman" w:hAnsi="Times New Roman" w:cs="Times New Roman"/>
-          <w:sz w:val="24"/>
-          <w:szCs w:val="24"/>
-        </w:rPr>
-        <w:t>M</w:t>
-      </w:r>
-      <w:r>
-        <w:rPr>
-          <w:rFonts w:ascii="Times New Roman" w:hAnsi="Times New Roman" w:cs="Times New Roman"/>
-          <w:sz w:val="24"/>
-          <w:szCs w:val="24"/>
-        </w:rPr>
-        <w:t>ahasiswa</w:t>
-      </w:r>
-      <w:proofErr w:type="spellEnd"/>
-      <w:r>
-        <w:rPr>
-          <w:rFonts w:ascii="Times New Roman" w:hAnsi="Times New Roman" w:cs="Times New Roman"/>
-          <w:sz w:val="24"/>
-          <w:szCs w:val="24"/>
-        </w:rPr>
-        <w:t xml:space="preserve"> </w:t>
-      </w:r>
-      <w:proofErr w:type="spellStart"/>
-      <w:r>
-        <w:rPr>
-          <w:rFonts w:ascii="Times New Roman" w:hAnsi="Times New Roman" w:cs="Times New Roman"/>
-          <w:sz w:val="24"/>
-          <w:szCs w:val="24"/>
-        </w:rPr>
-        <w:t>wajib</w:t>
-      </w:r>
-      <w:proofErr w:type="spellEnd"/>
-      <w:r>
-        <w:rPr>
-          <w:rFonts w:ascii="Times New Roman" w:hAnsi="Times New Roman" w:cs="Times New Roman"/>
-          <w:sz w:val="24"/>
-          <w:szCs w:val="24"/>
-        </w:rPr>
-        <w:t xml:space="preserve"> </w:t>
-      </w:r>
-      <w:proofErr w:type="spellStart"/>
-      <w:r>
-        <w:rPr>
-          <w:rFonts w:ascii="Times New Roman" w:hAnsi="Times New Roman" w:cs="Times New Roman"/>
-          <w:sz w:val="24"/>
-          <w:szCs w:val="24"/>
-        </w:rPr>
-        <w:t>mengambil</w:t>
-      </w:r>
-      <w:proofErr w:type="spellEnd"/>
-      <w:r>
-        <w:rPr>
-          <w:rFonts w:ascii="Times New Roman" w:hAnsi="Times New Roman" w:cs="Times New Roman"/>
-          <w:sz w:val="24"/>
-          <w:szCs w:val="24"/>
-        </w:rPr>
-        <w:t xml:space="preserve"> </w:t>
-      </w:r>
-      <w:proofErr w:type="spellStart"/>
-      <w:r>
-        <w:rPr>
-          <w:rFonts w:ascii="Times New Roman" w:hAnsi="Times New Roman" w:cs="Times New Roman"/>
-          <w:sz w:val="24"/>
-          <w:szCs w:val="24"/>
-        </w:rPr>
-        <w:t>mata</w:t>
-      </w:r>
-      <w:proofErr w:type="spellEnd"/>
-      <w:r>
-        <w:rPr>
-          <w:rFonts w:ascii="Times New Roman" w:hAnsi="Times New Roman" w:cs="Times New Roman"/>
-          <w:sz w:val="24"/>
-          <w:szCs w:val="24"/>
-        </w:rPr>
-        <w:t xml:space="preserve"> </w:t>
-      </w:r>
-      <w:proofErr w:type="spellStart"/>
-      <w:r>
-        <w:rPr>
-          <w:rFonts w:ascii="Times New Roman" w:hAnsi="Times New Roman" w:cs="Times New Roman"/>
-          <w:sz w:val="24"/>
-          <w:szCs w:val="24"/>
-        </w:rPr>
-        <w:t>kuliah</w:t>
-      </w:r>
-      <w:proofErr w:type="spellEnd"/>
-      <w:r>
-        <w:rPr>
-          <w:rFonts w:ascii="Times New Roman" w:hAnsi="Times New Roman" w:cs="Times New Roman"/>
-          <w:sz w:val="24"/>
-          <w:szCs w:val="24"/>
-        </w:rPr>
-        <w:t xml:space="preserve"> Kerja </w:t>
-      </w:r>
-      <w:proofErr w:type="spellStart"/>
-      <w:r>
-        <w:rPr>
-          <w:rFonts w:ascii="Times New Roman" w:hAnsi="Times New Roman" w:cs="Times New Roman"/>
-          <w:sz w:val="24"/>
-          <w:szCs w:val="24"/>
-        </w:rPr>
-        <w:t>Praktik</w:t>
-      </w:r>
-      <w:proofErr w:type="spellEnd"/>
-      <w:r>
-        <w:rPr>
-          <w:rFonts w:ascii="Times New Roman" w:hAnsi="Times New Roman" w:cs="Times New Roman"/>
-          <w:sz w:val="24"/>
-          <w:szCs w:val="24"/>
-        </w:rPr>
-        <w:t xml:space="preserve"> pada </w:t>
+        <w:t>- M</w:t>
+      </w:r>
+      <w:r>
+        <w:rPr>
+          <w:rFonts w:ascii="Times New Roman" w:hAnsi="Times New Roman" w:cs="Times New Roman"/>
+          <w:sz w:val="24"/>
+          <w:szCs w:val="24"/>
+        </w:rPr>
+        <w:t xml:space="preserve">ahasiswa wajib mengambil mata kuliah Kerja Praktik pada </w:t>
       </w:r>
       <w:r>
         <w:rPr>
@@ -4057,52 +2853,19 @@
         <w:sz w:val="14"/>
       </w:rPr>
     </w:pPr>
-    <w:proofErr w:type="spellStart"/>
     <w:r>
       <w:rPr>
         <w:rFonts w:ascii="Times New Roman" w:hAnsi="Times New Roman" w:cs="Times New Roman"/>
         <w:sz w:val="14"/>
       </w:rPr>
-      <w:t>Dicetak</w:t>
-    </w:r>
-    <w:proofErr w:type="spellEnd"/>
-    <w:r>
-      <w:rPr>
-        <w:rFonts w:ascii="Times New Roman" w:hAnsi="Times New Roman" w:cs="Times New Roman"/>
-        <w:sz w:val="14"/>
-      </w:rPr>
-      <w:t xml:space="preserve"> pada </w:t>
-    </w:r>
-    <w:proofErr w:type="spellStart"/>
-    <w:r>
-      <w:rPr>
-        <w:rFonts w:ascii="Times New Roman" w:hAnsi="Times New Roman" w:cs="Times New Roman"/>
-        <w:sz w:val="14"/>
-      </w:rPr>
-      <w:t>tanggal</w:t>
-    </w:r>
-    <w:proofErr w:type="spellEnd"/>
-    <w:r>
-      <w:rPr>
-        <w:rFonts w:ascii="Times New Roman" w:hAnsi="Times New Roman" w:cs="Times New Roman"/>
-        <w:sz w:val="14"/>
-      </w:rPr>
-      <w:t xml:space="preserve">. </w:t>
+      <w:t xml:space="preserve">Dicetak pada tanggal. </w:t>
     </w:r>
     <w:r>
       <w:rPr>
         <w:rFonts w:ascii="Times New Roman" w:hAnsi="Times New Roman" w:cs="Times New Roman"/>
         <w:sz w:val="14"/>
       </w:rPr>
-      <w:t>{</w:t>
-    </w:r>
-    <w:proofErr w:type="spellStart"/>
-    <w:r>
-      <w:rPr>
-        <w:rFonts w:ascii="Times New Roman" w:hAnsi="Times New Roman" w:cs="Times New Roman"/>
-        <w:sz w:val="14"/>
-      </w:rPr>
-      <w:t>tgl_</w:t>
+      <w:t>{tgl_</w:t>
     </w:r>
     <w:r>
       <w:rPr>
@@ -4111,7 +2874,6 @@
       </w:rPr>
       <w:t>cetak</w:t>
     </w:r>
-    <w:proofErr w:type="spellEnd"/>
     <w:r>
       <w:rPr>
         <w:rFonts w:ascii="Times New Roman" w:hAnsi="Times New Roman" w:cs="Times New Roman"/>
@@ -4411,58 +3173,7 @@
               <w:sz w:val="18"/>
               <w:szCs w:val="18"/>
             </w:rPr>
-            <w:t xml:space="preserve">Jalan Prof. </w:t>
-          </w:r>
-          <w:proofErr w:type="spellStart"/>
-          <w:r>
-            <w:rPr>
-              <w:rFonts w:ascii="Times New Roman" w:eastAsia="MS Mincho" w:hAnsi="Times New Roman"/>
-              <w:color w:val="0070C0"/>
-              <w:sz w:val="18"/>
-              <w:szCs w:val="18"/>
-            </w:rPr>
-            <w:t>Sudarto</w:t>
-          </w:r>
-          <w:proofErr w:type="spellEnd"/>
-          <w:r>
-            <w:rPr>
-              <w:rFonts w:ascii="Times New Roman" w:eastAsia="MS Mincho" w:hAnsi="Times New Roman"/>
-              <w:color w:val="0070C0"/>
-              <w:sz w:val="18"/>
-              <w:szCs w:val="18"/>
-            </w:rPr>
-            <w:t>, S.H.</w:t>
-          </w:r>
-        </w:p>
-        <w:p>
-          <w:pPr>
-            <w:jc w:val="right"/>
-            <w:rPr>
-              <w:rFonts w:ascii="Times New Roman" w:eastAsia="MS Mincho" w:hAnsi="Times New Roman"/>
-              <w:color w:val="0070C0"/>
-              <w:sz w:val="18"/>
-              <w:szCs w:val="18"/>
-            </w:rPr>
-          </w:pPr>
-          <w:proofErr w:type="spellStart"/>
-          <w:r>
-            <w:rPr>
-              <w:rFonts w:ascii="Times New Roman" w:eastAsia="MS Mincho" w:hAnsi="Times New Roman"/>
-              <w:color w:val="0070C0"/>
-              <w:sz w:val="18"/>
-              <w:szCs w:val="18"/>
-            </w:rPr>
-            <w:t>Tembalang</w:t>
-          </w:r>
-          <w:proofErr w:type="spellEnd"/>
-          <w:r>
-            <w:rPr>
-              <w:rFonts w:ascii="Times New Roman" w:eastAsia="MS Mincho" w:hAnsi="Times New Roman"/>
-              <w:color w:val="0070C0"/>
-              <w:sz w:val="18"/>
-              <w:szCs w:val="18"/>
-            </w:rPr>
-            <w:t xml:space="preserve"> Semarang Kode Pos 50275</w:t>
+            <w:t>Jalan Prof. Sudarto, S.H.</w:t>
           </w:r>
         </w:p>
         <w:p>
@@ -4482,9 +3193,19 @@
               <w:sz w:val="18"/>
               <w:szCs w:val="18"/>
             </w:rPr>
-            <w:t xml:space="preserve">Tel. (024) 76480678, </w:t>
+            <w:t>Tembalang Semarang Kode Pos 50275</w:t>
           </w:r>
-          <w:proofErr w:type="spellStart"/>
+        </w:p>
+        <w:p>
+          <w:pPr>
+            <w:jc w:val="right"/>
+            <w:rPr>
+              <w:rFonts w:ascii="Times New Roman" w:eastAsia="MS Mincho" w:hAnsi="Times New Roman"/>
+              <w:color w:val="0070C0"/>
+              <w:sz w:val="18"/>
+              <w:szCs w:val="18"/>
+            </w:rPr>
+          </w:pPr>
           <w:r>
             <w:rPr>
               <w:rFonts w:ascii="Times New Roman" w:eastAsia="MS Mincho" w:hAnsi="Times New Roman"/>
@@ -4492,17 +3213,7 @@
               <w:sz w:val="18"/>
               <w:szCs w:val="18"/>
             </w:rPr>
-            <w:t>Faks</w:t>
-          </w:r>
-          <w:proofErr w:type="spellEnd"/>
-          <w:r>
-            <w:rPr>
-              <w:rFonts w:ascii="Times New Roman" w:eastAsia="MS Mincho" w:hAnsi="Times New Roman"/>
-              <w:color w:val="0070C0"/>
-              <w:sz w:val="18"/>
-              <w:szCs w:val="18"/>
-            </w:rPr>
-            <w:t>. (024) 7460053</w:t>
+            <w:t>Tel. (024) 76480678, Faks. (024) 7460053</w:t>
           </w:r>
         </w:p>
         <w:p>

--- a/public/doc-templates/KP/pembimbing-kp-st.docx
+++ b/public/doc-templates/KP/pembimbing-kp-st.docx
@@ -345,7 +345,7 @@
                 <w:sz w:val="24"/>
                 <w:szCs w:val="24"/>
               </w:rPr>
-              <w:t>{nama_dosen1}</w:t>
+              <w:t xml:space="preserve">{nama_pembimbing}</w:t>
             </w:r>
           </w:p>
         </w:tc>
@@ -369,7 +369,7 @@
                 <w:sz w:val="24"/>
                 <w:szCs w:val="24"/>
               </w:rPr>
-              <w:t>{nip1}</w:t>
+              <w:t xml:space="preserve">{nip_pembimbing}</w:t>
             </w:r>
           </w:p>
         </w:tc>
@@ -2015,7 +2015,7 @@
                 <w:sz w:val="24"/>
                 <w:szCs w:val="24"/>
               </w:rPr>
-              <w:t>{nama_dosen1}</w:t>
+              <w:t xml:space="preserve">{nama_pembimbing}</w:t>
             </w:r>
           </w:p>
         </w:tc>
@@ -2103,7 +2103,7 @@
                 <w:sz w:val="24"/>
                 <w:szCs w:val="24"/>
               </w:rPr>
-              <w:t>{nip1}</w:t>
+              <w:t xml:space="preserve">{nip_pembimbing}</w:t>
             </w:r>
           </w:p>
         </w:tc>

--- a/public/doc-templates/KP/pembimbing-kp-st.docx
+++ b/public/doc-templates/KP/pembimbing-kp-st.docx
@@ -112,7 +112,25 @@
           <w:sz w:val="24"/>
           <w:szCs w:val="24"/>
         </w:rPr>
-        <w:t>{no_surat}</w:t>
+        <w:t>{</w:t>
+      </w:r>
+      <w:proofErr w:type="spellStart"/>
+      <w:r>
+        <w:rPr>
+          <w:rFonts w:ascii="Times New Roman" w:hAnsi="Times New Roman" w:cs="Times New Roman"/>
+          <w:sz w:val="24"/>
+          <w:szCs w:val="24"/>
+        </w:rPr>
+        <w:t>no_surat</w:t>
+      </w:r>
+      <w:proofErr w:type="spellEnd"/>
+      <w:r>
+        <w:rPr>
+          <w:rFonts w:ascii="Times New Roman" w:hAnsi="Times New Roman" w:cs="Times New Roman"/>
+          <w:sz w:val="24"/>
+          <w:szCs w:val="24"/>
+        </w:rPr>
+        <w:t>}</w:t>
       </w:r>
     </w:p>
     <w:p>
@@ -135,21 +153,185 @@
           <w:szCs w:val="24"/>
         </w:rPr>
       </w:pPr>
-      <w:r>
-        <w:rPr>
-          <w:rFonts w:ascii="Times New Roman" w:hAnsi="Times New Roman" w:cs="Times New Roman"/>
-          <w:sz w:val="24"/>
-          <w:szCs w:val="24"/>
-        </w:rPr>
-        <w:t xml:space="preserve">Departemen </w:t>
-      </w:r>
-      <w:r>
-        <w:rPr>
-          <w:rFonts w:ascii="Times New Roman" w:hAnsi="Times New Roman" w:cs="Times New Roman"/>
-          <w:sz w:val="24"/>
-          <w:szCs w:val="24"/>
-        </w:rPr>
-        <w:t xml:space="preserve">Teknik Lingkungan Fakultas Teknik Universitas Diponegoro Semarang dengan ini memberikan tugas kepada : </w:t>
+      <w:proofErr w:type="spellStart"/>
+      <w:r>
+        <w:rPr>
+          <w:rFonts w:ascii="Times New Roman" w:hAnsi="Times New Roman" w:cs="Times New Roman"/>
+          <w:sz w:val="24"/>
+          <w:szCs w:val="24"/>
+        </w:rPr>
+        <w:t>Departemen</w:t>
+      </w:r>
+      <w:proofErr w:type="spellEnd"/>
+      <w:r>
+        <w:rPr>
+          <w:rFonts w:ascii="Times New Roman" w:hAnsi="Times New Roman" w:cs="Times New Roman"/>
+          <w:sz w:val="24"/>
+          <w:szCs w:val="24"/>
+        </w:rPr>
+        <w:t xml:space="preserve"> </w:t>
+      </w:r>
+      <w:r>
+        <w:rPr>
+          <w:rFonts w:ascii="Times New Roman" w:hAnsi="Times New Roman" w:cs="Times New Roman"/>
+          <w:sz w:val="24"/>
+          <w:szCs w:val="24"/>
+        </w:rPr>
+        <w:t xml:space="preserve">Teknik </w:t>
+      </w:r>
+      <w:proofErr w:type="spellStart"/>
+      <w:r>
+        <w:rPr>
+          <w:rFonts w:ascii="Times New Roman" w:hAnsi="Times New Roman" w:cs="Times New Roman"/>
+          <w:sz w:val="24"/>
+          <w:szCs w:val="24"/>
+        </w:rPr>
+        <w:t>Lingkungan</w:t>
+      </w:r>
+      <w:proofErr w:type="spellEnd"/>
+      <w:r>
+        <w:rPr>
+          <w:rFonts w:ascii="Times New Roman" w:hAnsi="Times New Roman" w:cs="Times New Roman"/>
+          <w:sz w:val="24"/>
+          <w:szCs w:val="24"/>
+        </w:rPr>
+        <w:t xml:space="preserve"> </w:t>
+      </w:r>
+      <w:proofErr w:type="spellStart"/>
+      <w:r>
+        <w:rPr>
+          <w:rFonts w:ascii="Times New Roman" w:hAnsi="Times New Roman" w:cs="Times New Roman"/>
+          <w:sz w:val="24"/>
+          <w:szCs w:val="24"/>
+        </w:rPr>
+        <w:t>Fakultas</w:t>
+      </w:r>
+      <w:proofErr w:type="spellEnd"/>
+      <w:r>
+        <w:rPr>
+          <w:rFonts w:ascii="Times New Roman" w:hAnsi="Times New Roman" w:cs="Times New Roman"/>
+          <w:sz w:val="24"/>
+          <w:szCs w:val="24"/>
+        </w:rPr>
+        <w:t xml:space="preserve"> Teknik Universitas </w:t>
+      </w:r>
+      <w:proofErr w:type="spellStart"/>
+      <w:r>
+        <w:rPr>
+          <w:rFonts w:ascii="Times New Roman" w:hAnsi="Times New Roman" w:cs="Times New Roman"/>
+          <w:sz w:val="24"/>
+          <w:szCs w:val="24"/>
+        </w:rPr>
+        <w:t>Diponegoro</w:t>
+      </w:r>
+      <w:proofErr w:type="spellEnd"/>
+      <w:r>
+        <w:rPr>
+          <w:rFonts w:ascii="Times New Roman" w:hAnsi="Times New Roman" w:cs="Times New Roman"/>
+          <w:sz w:val="24"/>
+          <w:szCs w:val="24"/>
+        </w:rPr>
+        <w:t xml:space="preserve"> Semarang </w:t>
+      </w:r>
+      <w:proofErr w:type="spellStart"/>
+      <w:r>
+        <w:rPr>
+          <w:rFonts w:ascii="Times New Roman" w:hAnsi="Times New Roman" w:cs="Times New Roman"/>
+          <w:sz w:val="24"/>
+          <w:szCs w:val="24"/>
+        </w:rPr>
+        <w:t>dengan</w:t>
+      </w:r>
+      <w:proofErr w:type="spellEnd"/>
+      <w:r>
+        <w:rPr>
+          <w:rFonts w:ascii="Times New Roman" w:hAnsi="Times New Roman" w:cs="Times New Roman"/>
+          <w:sz w:val="24"/>
+          <w:szCs w:val="24"/>
+        </w:rPr>
+        <w:t xml:space="preserve"> </w:t>
+      </w:r>
+      <w:proofErr w:type="spellStart"/>
+      <w:r>
+        <w:rPr>
+          <w:rFonts w:ascii="Times New Roman" w:hAnsi="Times New Roman" w:cs="Times New Roman"/>
+          <w:sz w:val="24"/>
+          <w:szCs w:val="24"/>
+        </w:rPr>
+        <w:t>ini</w:t>
+      </w:r>
+      <w:proofErr w:type="spellEnd"/>
+      <w:r>
+        <w:rPr>
+          <w:rFonts w:ascii="Times New Roman" w:hAnsi="Times New Roman" w:cs="Times New Roman"/>
+          <w:sz w:val="24"/>
+          <w:szCs w:val="24"/>
+        </w:rPr>
+        <w:t xml:space="preserve"> </w:t>
+      </w:r>
+      <w:proofErr w:type="spellStart"/>
+      <w:r>
+        <w:rPr>
+          <w:rFonts w:ascii="Times New Roman" w:hAnsi="Times New Roman" w:cs="Times New Roman"/>
+          <w:sz w:val="24"/>
+          <w:szCs w:val="24"/>
+        </w:rPr>
+        <w:t>memberikan</w:t>
+      </w:r>
+      <w:proofErr w:type="spellEnd"/>
+      <w:r>
+        <w:rPr>
+          <w:rFonts w:ascii="Times New Roman" w:hAnsi="Times New Roman" w:cs="Times New Roman"/>
+          <w:sz w:val="24"/>
+          <w:szCs w:val="24"/>
+        </w:rPr>
+        <w:t xml:space="preserve"> </w:t>
+      </w:r>
+      <w:proofErr w:type="spellStart"/>
+      <w:r>
+        <w:rPr>
+          <w:rFonts w:ascii="Times New Roman" w:hAnsi="Times New Roman" w:cs="Times New Roman"/>
+          <w:sz w:val="24"/>
+          <w:szCs w:val="24"/>
+        </w:rPr>
+        <w:t>tugas</w:t>
+      </w:r>
+      <w:proofErr w:type="spellEnd"/>
+      <w:r>
+        <w:rPr>
+          <w:rFonts w:ascii="Times New Roman" w:hAnsi="Times New Roman" w:cs="Times New Roman"/>
+          <w:sz w:val="24"/>
+          <w:szCs w:val="24"/>
+        </w:rPr>
+        <w:t xml:space="preserve"> </w:t>
+      </w:r>
+      <w:proofErr w:type="spellStart"/>
+      <w:proofErr w:type="gramStart"/>
+      <w:r>
+        <w:rPr>
+          <w:rFonts w:ascii="Times New Roman" w:hAnsi="Times New Roman" w:cs="Times New Roman"/>
+          <w:sz w:val="24"/>
+          <w:szCs w:val="24"/>
+        </w:rPr>
+        <w:t>kepada</w:t>
+      </w:r>
+      <w:proofErr w:type="spellEnd"/>
+      <w:r>
+        <w:rPr>
+          <w:rFonts w:ascii="Times New Roman" w:hAnsi="Times New Roman" w:cs="Times New Roman"/>
+          <w:sz w:val="24"/>
+          <w:szCs w:val="24"/>
+        </w:rPr>
+        <w:t xml:space="preserve"> :</w:t>
+      </w:r>
+      <w:proofErr w:type="gramEnd"/>
+      <w:r>
+        <w:rPr>
+          <w:rFonts w:ascii="Times New Roman" w:hAnsi="Times New Roman" w:cs="Times New Roman"/>
+          <w:sz w:val="24"/>
+          <w:szCs w:val="24"/>
+        </w:rPr>
+        <w:t xml:space="preserve"> </w:t>
       </w:r>
     </w:p>
     <w:p>
@@ -345,7 +527,25 @@
                 <w:sz w:val="24"/>
                 <w:szCs w:val="24"/>
               </w:rPr>
-              <w:t xml:space="preserve">{nama_pembimbing}</w:t>
+              <w:t>{</w:t>
+            </w:r>
+            <w:proofErr w:type="spellStart"/>
+            <w:r>
+              <w:rPr>
+                <w:rFonts w:ascii="Times New Roman" w:hAnsi="Times New Roman" w:cs="Times New Roman"/>
+                <w:sz w:val="24"/>
+                <w:szCs w:val="24"/>
+              </w:rPr>
+              <w:t>nama_pembimbing</w:t>
+            </w:r>
+            <w:proofErr w:type="spellEnd"/>
+            <w:r>
+              <w:rPr>
+                <w:rFonts w:ascii="Times New Roman" w:hAnsi="Times New Roman" w:cs="Times New Roman"/>
+                <w:sz w:val="24"/>
+                <w:szCs w:val="24"/>
+              </w:rPr>
+              <w:t>}</w:t>
             </w:r>
           </w:p>
         </w:tc>
@@ -369,7 +569,25 @@
                 <w:sz w:val="24"/>
                 <w:szCs w:val="24"/>
               </w:rPr>
-              <w:t xml:space="preserve">{nip_pembimbing}</w:t>
+              <w:t>{</w:t>
+            </w:r>
+            <w:proofErr w:type="spellStart"/>
+            <w:r>
+              <w:rPr>
+                <w:rFonts w:ascii="Times New Roman" w:hAnsi="Times New Roman" w:cs="Times New Roman"/>
+                <w:sz w:val="24"/>
+                <w:szCs w:val="24"/>
+              </w:rPr>
+              <w:t>nip_pembimbing</w:t>
+            </w:r>
+            <w:proofErr w:type="spellEnd"/>
+            <w:r>
+              <w:rPr>
+                <w:rFonts w:ascii="Times New Roman" w:hAnsi="Times New Roman" w:cs="Times New Roman"/>
+                <w:sz w:val="24"/>
+                <w:szCs w:val="24"/>
+              </w:rPr>
+              <w:t>}</w:t>
             </w:r>
           </w:p>
         </w:tc>
@@ -387,6 +605,7 @@
                 <w:szCs w:val="24"/>
               </w:rPr>
             </w:pPr>
+            <w:proofErr w:type="spellStart"/>
             <w:r>
               <w:rPr>
                 <w:rFonts w:ascii="Times New Roman" w:hAnsi="Times New Roman" w:cs="Times New Roman"/>
@@ -395,6 +614,7 @@
               </w:rPr>
               <w:t>Pembimbing</w:t>
             </w:r>
+            <w:proofErr w:type="spellEnd"/>
           </w:p>
         </w:tc>
       </w:tr>
@@ -420,22 +640,61 @@
           <w:szCs w:val="24"/>
         </w:rPr>
       </w:pPr>
-      <w:r>
-        <w:rPr>
-          <w:rFonts w:ascii="Times New Roman" w:hAnsi="Times New Roman" w:cs="Times New Roman"/>
-          <w:sz w:val="24"/>
-          <w:szCs w:val="24"/>
-        </w:rPr>
-        <w:t xml:space="preserve">Untuk membimbing </w:t>
-      </w:r>
-      <w:r>
-        <w:rPr>
-          <w:rFonts w:ascii="Times New Roman" w:hAnsi="Times New Roman" w:cs="Times New Roman"/>
-          <w:sz w:val="24"/>
-          <w:szCs w:val="24"/>
-        </w:rPr>
-        <w:t xml:space="preserve">Kerja </w:t>
-      </w:r>
+      <w:proofErr w:type="spellStart"/>
+      <w:r>
+        <w:rPr>
+          <w:rFonts w:ascii="Times New Roman" w:hAnsi="Times New Roman" w:cs="Times New Roman"/>
+          <w:sz w:val="24"/>
+          <w:szCs w:val="24"/>
+        </w:rPr>
+        <w:t>Untuk</w:t>
+      </w:r>
+      <w:proofErr w:type="spellEnd"/>
+      <w:r>
+        <w:rPr>
+          <w:rFonts w:ascii="Times New Roman" w:hAnsi="Times New Roman" w:cs="Times New Roman"/>
+          <w:sz w:val="24"/>
+          <w:szCs w:val="24"/>
+        </w:rPr>
+        <w:t xml:space="preserve"> </w:t>
+      </w:r>
+      <w:proofErr w:type="spellStart"/>
+      <w:r>
+        <w:rPr>
+          <w:rFonts w:ascii="Times New Roman" w:hAnsi="Times New Roman" w:cs="Times New Roman"/>
+          <w:sz w:val="24"/>
+          <w:szCs w:val="24"/>
+        </w:rPr>
+        <w:t>membimbing</w:t>
+      </w:r>
+      <w:proofErr w:type="spellEnd"/>
+      <w:r>
+        <w:rPr>
+          <w:rFonts w:ascii="Times New Roman" w:hAnsi="Times New Roman" w:cs="Times New Roman"/>
+          <w:sz w:val="24"/>
+          <w:szCs w:val="24"/>
+        </w:rPr>
+        <w:t xml:space="preserve"> </w:t>
+      </w:r>
+      <w:proofErr w:type="spellStart"/>
+      <w:r>
+        <w:rPr>
+          <w:rFonts w:ascii="Times New Roman" w:hAnsi="Times New Roman" w:cs="Times New Roman"/>
+          <w:sz w:val="24"/>
+          <w:szCs w:val="24"/>
+        </w:rPr>
+        <w:t>Kerja</w:t>
+      </w:r>
+      <w:proofErr w:type="spellEnd"/>
+      <w:r>
+        <w:rPr>
+          <w:rFonts w:ascii="Times New Roman" w:hAnsi="Times New Roman" w:cs="Times New Roman"/>
+          <w:sz w:val="24"/>
+          <w:szCs w:val="24"/>
+        </w:rPr>
+        <w:t xml:space="preserve"> </w:t>
+      </w:r>
+      <w:proofErr w:type="spellStart"/>
       <w:r>
         <w:rPr>
           <w:rFonts w:ascii="Times New Roman" w:hAnsi="Times New Roman" w:cs="Times New Roman"/>
@@ -444,13 +703,86 @@
         </w:rPr>
         <w:t>Praktik</w:t>
       </w:r>
-      <w:r>
-        <w:rPr>
-          <w:rFonts w:ascii="Times New Roman" w:hAnsi="Times New Roman" w:cs="Times New Roman"/>
-          <w:sz w:val="24"/>
-          <w:szCs w:val="24"/>
-        </w:rPr>
-        <w:t xml:space="preserve"> mahasiswa tersebut di bawah ini:</w:t>
+      <w:proofErr w:type="spellEnd"/>
+      <w:r>
+        <w:rPr>
+          <w:rFonts w:ascii="Times New Roman" w:hAnsi="Times New Roman" w:cs="Times New Roman"/>
+          <w:sz w:val="24"/>
+          <w:szCs w:val="24"/>
+        </w:rPr>
+        <w:t xml:space="preserve"> </w:t>
+      </w:r>
+      <w:proofErr w:type="spellStart"/>
+      <w:r>
+        <w:rPr>
+          <w:rFonts w:ascii="Times New Roman" w:hAnsi="Times New Roman" w:cs="Times New Roman"/>
+          <w:sz w:val="24"/>
+          <w:szCs w:val="24"/>
+        </w:rPr>
+        <w:t>mahasiswa</w:t>
+      </w:r>
+      <w:proofErr w:type="spellEnd"/>
+      <w:r>
+        <w:rPr>
+          <w:rFonts w:ascii="Times New Roman" w:hAnsi="Times New Roman" w:cs="Times New Roman"/>
+          <w:sz w:val="24"/>
+          <w:szCs w:val="24"/>
+        </w:rPr>
+        <w:t xml:space="preserve"> </w:t>
+      </w:r>
+      <w:proofErr w:type="spellStart"/>
+      <w:r>
+        <w:rPr>
+          <w:rFonts w:ascii="Times New Roman" w:hAnsi="Times New Roman" w:cs="Times New Roman"/>
+          <w:sz w:val="24"/>
+          <w:szCs w:val="24"/>
+        </w:rPr>
+        <w:t>tersebut</w:t>
+      </w:r>
+      <w:proofErr w:type="spellEnd"/>
+      <w:r>
+        <w:rPr>
+          <w:rFonts w:ascii="Times New Roman" w:hAnsi="Times New Roman" w:cs="Times New Roman"/>
+          <w:sz w:val="24"/>
+          <w:szCs w:val="24"/>
+        </w:rPr>
+        <w:t xml:space="preserve"> di </w:t>
+      </w:r>
+      <w:proofErr w:type="spellStart"/>
+      <w:r>
+        <w:rPr>
+          <w:rFonts w:ascii="Times New Roman" w:hAnsi="Times New Roman" w:cs="Times New Roman"/>
+          <w:sz w:val="24"/>
+          <w:szCs w:val="24"/>
+        </w:rPr>
+        <w:t>bawah</w:t>
+      </w:r>
+      <w:proofErr w:type="spellEnd"/>
+      <w:r>
+        <w:rPr>
+          <w:rFonts w:ascii="Times New Roman" w:hAnsi="Times New Roman" w:cs="Times New Roman"/>
+          <w:sz w:val="24"/>
+          <w:szCs w:val="24"/>
+        </w:rPr>
+        <w:t xml:space="preserve"> </w:t>
+      </w:r>
+      <w:proofErr w:type="spellStart"/>
+      <w:r>
+        <w:rPr>
+          <w:rFonts w:ascii="Times New Roman" w:hAnsi="Times New Roman" w:cs="Times New Roman"/>
+          <w:sz w:val="24"/>
+          <w:szCs w:val="24"/>
+        </w:rPr>
+        <w:t>ini</w:t>
+      </w:r>
+      <w:proofErr w:type="spellEnd"/>
+      <w:r>
+        <w:rPr>
+          <w:rFonts w:ascii="Times New Roman" w:hAnsi="Times New Roman" w:cs="Times New Roman"/>
+          <w:sz w:val="24"/>
+          <w:szCs w:val="24"/>
+        </w:rPr>
+        <w:t>:</w:t>
       </w:r>
     </w:p>
     <w:p>
@@ -555,7 +887,25 @@
                 <w:sz w:val="24"/>
                 <w:szCs w:val="24"/>
               </w:rPr>
-              <w:t>{nama_mhs}</w:t>
+              <w:t>{</w:t>
+            </w:r>
+            <w:proofErr w:type="spellStart"/>
+            <w:r>
+              <w:rPr>
+                <w:rFonts w:ascii="Times New Roman" w:hAnsi="Times New Roman" w:cs="Times New Roman"/>
+                <w:sz w:val="24"/>
+                <w:szCs w:val="24"/>
+              </w:rPr>
+              <w:t>nama_mhs</w:t>
+            </w:r>
+            <w:proofErr w:type="spellEnd"/>
+            <w:r>
+              <w:rPr>
+                <w:rFonts w:ascii="Times New Roman" w:hAnsi="Times New Roman" w:cs="Times New Roman"/>
+                <w:sz w:val="24"/>
+                <w:szCs w:val="24"/>
+              </w:rPr>
+              <w:t>}</w:t>
             </w:r>
           </w:p>
         </w:tc>
@@ -653,13 +1003,23 @@
                 <w:szCs w:val="24"/>
               </w:rPr>
             </w:pPr>
-            <w:r>
-              <w:rPr>
-                <w:rFonts w:ascii="Times New Roman" w:hAnsi="Times New Roman" w:cs="Times New Roman"/>
-                <w:sz w:val="24"/>
-                <w:szCs w:val="24"/>
-              </w:rPr>
-              <w:t xml:space="preserve">Judul </w:t>
+            <w:proofErr w:type="spellStart"/>
+            <w:r>
+              <w:rPr>
+                <w:rFonts w:ascii="Times New Roman" w:hAnsi="Times New Roman" w:cs="Times New Roman"/>
+                <w:sz w:val="24"/>
+                <w:szCs w:val="24"/>
+              </w:rPr>
+              <w:t>Judul</w:t>
+            </w:r>
+            <w:proofErr w:type="spellEnd"/>
+            <w:r>
+              <w:rPr>
+                <w:rFonts w:ascii="Times New Roman" w:hAnsi="Times New Roman" w:cs="Times New Roman"/>
+                <w:sz w:val="24"/>
+                <w:szCs w:val="24"/>
+              </w:rPr>
+              <w:t xml:space="preserve"> </w:t>
             </w:r>
             <w:r>
               <w:rPr>
@@ -711,7 +1071,25 @@
                 <w:sz w:val="24"/>
                 <w:szCs w:val="24"/>
               </w:rPr>
-              <w:t>{judul_kp}</w:t>
+              <w:t>{</w:t>
+            </w:r>
+            <w:proofErr w:type="spellStart"/>
+            <w:r>
+              <w:rPr>
+                <w:rFonts w:ascii="Times New Roman" w:hAnsi="Times New Roman" w:cs="Times New Roman"/>
+                <w:sz w:val="24"/>
+                <w:szCs w:val="24"/>
+              </w:rPr>
+              <w:t>judul_kp</w:t>
+            </w:r>
+            <w:proofErr w:type="spellEnd"/>
+            <w:r>
+              <w:rPr>
+                <w:rFonts w:ascii="Times New Roman" w:hAnsi="Times New Roman" w:cs="Times New Roman"/>
+                <w:sz w:val="24"/>
+                <w:szCs w:val="24"/>
+              </w:rPr>
+              <w:t>}</w:t>
             </w:r>
           </w:p>
         </w:tc>
@@ -738,13 +1116,23 @@
           <w:szCs w:val="24"/>
         </w:rPr>
       </w:pPr>
-      <w:r>
-        <w:rPr>
-          <w:rFonts w:ascii="Times New Roman" w:hAnsi="Times New Roman" w:cs="Times New Roman"/>
-          <w:sz w:val="24"/>
-          <w:szCs w:val="24"/>
-        </w:rPr>
-        <w:t xml:space="preserve">Jangka Waktu: </w:t>
+      <w:proofErr w:type="spellStart"/>
+      <w:r>
+        <w:rPr>
+          <w:rFonts w:ascii="Times New Roman" w:hAnsi="Times New Roman" w:cs="Times New Roman"/>
+          <w:sz w:val="24"/>
+          <w:szCs w:val="24"/>
+        </w:rPr>
+        <w:t>Jangka</w:t>
+      </w:r>
+      <w:proofErr w:type="spellEnd"/>
+      <w:r>
+        <w:rPr>
+          <w:rFonts w:ascii="Times New Roman" w:hAnsi="Times New Roman" w:cs="Times New Roman"/>
+          <w:sz w:val="24"/>
+          <w:szCs w:val="24"/>
+        </w:rPr>
+        <w:t xml:space="preserve"> Waktu: </w:t>
       </w:r>
       <w:r>
         <w:rPr>
@@ -762,6 +1150,7 @@
         </w:rPr>
         <w:t xml:space="preserve"> (</w:t>
       </w:r>
+      <w:proofErr w:type="spellStart"/>
       <w:r>
         <w:rPr>
           <w:rFonts w:ascii="Times New Roman" w:hAnsi="Times New Roman" w:cs="Times New Roman"/>
@@ -770,14 +1159,43 @@
         </w:rPr>
         <w:t>tiga</w:t>
       </w:r>
-      <w:r>
-        <w:rPr>
-          <w:rFonts w:ascii="Times New Roman" w:hAnsi="Times New Roman" w:cs="Times New Roman"/>
-          <w:sz w:val="24"/>
-          <w:szCs w:val="24"/>
-        </w:rPr>
-        <w:t>) bulan terhitung</w:t>
-      </w:r>
+      <w:proofErr w:type="spellEnd"/>
+      <w:r>
+        <w:rPr>
+          <w:rFonts w:ascii="Times New Roman" w:hAnsi="Times New Roman" w:cs="Times New Roman"/>
+          <w:sz w:val="24"/>
+          <w:szCs w:val="24"/>
+        </w:rPr>
+        <w:t xml:space="preserve">) </w:t>
+      </w:r>
+      <w:proofErr w:type="spellStart"/>
+      <w:r>
+        <w:rPr>
+          <w:rFonts w:ascii="Times New Roman" w:hAnsi="Times New Roman" w:cs="Times New Roman"/>
+          <w:sz w:val="24"/>
+          <w:szCs w:val="24"/>
+        </w:rPr>
+        <w:t>bulan</w:t>
+      </w:r>
+      <w:proofErr w:type="spellEnd"/>
+      <w:r>
+        <w:rPr>
+          <w:rFonts w:ascii="Times New Roman" w:hAnsi="Times New Roman" w:cs="Times New Roman"/>
+          <w:sz w:val="24"/>
+          <w:szCs w:val="24"/>
+        </w:rPr>
+        <w:t xml:space="preserve"> </w:t>
+      </w:r>
+      <w:proofErr w:type="spellStart"/>
+      <w:r>
+        <w:rPr>
+          <w:rFonts w:ascii="Times New Roman" w:hAnsi="Times New Roman" w:cs="Times New Roman"/>
+          <w:sz w:val="24"/>
+          <w:szCs w:val="24"/>
+        </w:rPr>
+        <w:t>terhitung</w:t>
+      </w:r>
+      <w:proofErr w:type="spellEnd"/>
       <w:r>
         <w:rPr>
           <w:rFonts w:ascii="Times New Roman" w:hAnsi="Times New Roman" w:cs="Times New Roman"/>
@@ -835,6 +1253,7 @@
                 <w:szCs w:val="24"/>
               </w:rPr>
             </w:pPr>
+            <w:proofErr w:type="spellStart"/>
             <w:r>
               <w:rPr>
                 <w:rFonts w:ascii="Times New Roman" w:hAnsi="Times New Roman" w:cs="Times New Roman"/>
@@ -843,6 +1262,7 @@
               </w:rPr>
               <w:t>Mulai</w:t>
             </w:r>
+            <w:proofErr w:type="spellEnd"/>
             <w:r>
               <w:rPr>
                 <w:rFonts w:ascii="Times New Roman" w:hAnsi="Times New Roman" w:cs="Times New Roman"/>
@@ -895,7 +1315,25 @@
                 <w:sz w:val="24"/>
                 <w:szCs w:val="24"/>
               </w:rPr>
-              <w:t>{mulai_kp}</w:t>
+              <w:t>{</w:t>
+            </w:r>
+            <w:proofErr w:type="spellStart"/>
+            <w:r>
+              <w:rPr>
+                <w:rFonts w:ascii="Times New Roman" w:hAnsi="Times New Roman" w:cs="Times New Roman"/>
+                <w:sz w:val="24"/>
+                <w:szCs w:val="24"/>
+              </w:rPr>
+              <w:t>mulai_kp</w:t>
+            </w:r>
+            <w:proofErr w:type="spellEnd"/>
+            <w:r>
+              <w:rPr>
+                <w:rFonts w:ascii="Times New Roman" w:hAnsi="Times New Roman" w:cs="Times New Roman"/>
+                <w:sz w:val="24"/>
+                <w:szCs w:val="24"/>
+              </w:rPr>
+              <w:t>}</w:t>
             </w:r>
           </w:p>
         </w:tc>
@@ -917,6 +1355,7 @@
                 <w:szCs w:val="24"/>
               </w:rPr>
             </w:pPr>
+            <w:proofErr w:type="spellStart"/>
             <w:r>
               <w:rPr>
                 <w:rFonts w:ascii="Times New Roman" w:hAnsi="Times New Roman" w:cs="Times New Roman"/>
@@ -925,6 +1364,7 @@
               </w:rPr>
               <w:t>Sampai</w:t>
             </w:r>
+            <w:proofErr w:type="spellEnd"/>
             <w:r>
               <w:rPr>
                 <w:rFonts w:ascii="Times New Roman" w:hAnsi="Times New Roman" w:cs="Times New Roman"/>
@@ -977,7 +1417,25 @@
                 <w:sz w:val="24"/>
                 <w:szCs w:val="24"/>
               </w:rPr>
-              <w:t>{akhir_kp}</w:t>
+              <w:t>{</w:t>
+            </w:r>
+            <w:proofErr w:type="spellStart"/>
+            <w:r>
+              <w:rPr>
+                <w:rFonts w:ascii="Times New Roman" w:hAnsi="Times New Roman" w:cs="Times New Roman"/>
+                <w:sz w:val="24"/>
+                <w:szCs w:val="24"/>
+              </w:rPr>
+              <w:t>akhir_kp</w:t>
+            </w:r>
+            <w:proofErr w:type="spellEnd"/>
+            <w:r>
+              <w:rPr>
+                <w:rFonts w:ascii="Times New Roman" w:hAnsi="Times New Roman" w:cs="Times New Roman"/>
+                <w:sz w:val="24"/>
+                <w:szCs w:val="24"/>
+              </w:rPr>
+              <w:t>}</w:t>
             </w:r>
           </w:p>
         </w:tc>
@@ -993,13 +1451,167 @@
           <w:szCs w:val="24"/>
         </w:rPr>
       </w:pPr>
-      <w:r>
-        <w:rPr>
-          <w:rFonts w:ascii="Times New Roman" w:hAnsi="Times New Roman" w:cs="Times New Roman"/>
-          <w:sz w:val="24"/>
-          <w:szCs w:val="24"/>
-        </w:rPr>
-        <w:t>Demikian Surat Tugas ini dibuat untuk dapat dilaksanakan dengan baik.</w:t>
+      <w:proofErr w:type="spellStart"/>
+      <w:r>
+        <w:rPr>
+          <w:rFonts w:ascii="Times New Roman" w:hAnsi="Times New Roman" w:cs="Times New Roman"/>
+          <w:sz w:val="24"/>
+          <w:szCs w:val="24"/>
+        </w:rPr>
+        <w:t>Demikian</w:t>
+      </w:r>
+      <w:proofErr w:type="spellEnd"/>
+      <w:r>
+        <w:rPr>
+          <w:rFonts w:ascii="Times New Roman" w:hAnsi="Times New Roman" w:cs="Times New Roman"/>
+          <w:sz w:val="24"/>
+          <w:szCs w:val="24"/>
+        </w:rPr>
+        <w:t xml:space="preserve"> Surat </w:t>
+      </w:r>
+      <w:proofErr w:type="spellStart"/>
+      <w:r>
+        <w:rPr>
+          <w:rFonts w:ascii="Times New Roman" w:hAnsi="Times New Roman" w:cs="Times New Roman"/>
+          <w:sz w:val="24"/>
+          <w:szCs w:val="24"/>
+        </w:rPr>
+        <w:t>Tugas</w:t>
+      </w:r>
+      <w:proofErr w:type="spellEnd"/>
+      <w:r>
+        <w:rPr>
+          <w:rFonts w:ascii="Times New Roman" w:hAnsi="Times New Roman" w:cs="Times New Roman"/>
+          <w:sz w:val="24"/>
+          <w:szCs w:val="24"/>
+        </w:rPr>
+        <w:t xml:space="preserve"> </w:t>
+      </w:r>
+      <w:proofErr w:type="spellStart"/>
+      <w:r>
+        <w:rPr>
+          <w:rFonts w:ascii="Times New Roman" w:hAnsi="Times New Roman" w:cs="Times New Roman"/>
+          <w:sz w:val="24"/>
+          <w:szCs w:val="24"/>
+        </w:rPr>
+        <w:t>ini</w:t>
+      </w:r>
+      <w:proofErr w:type="spellEnd"/>
+      <w:r>
+        <w:rPr>
+          <w:rFonts w:ascii="Times New Roman" w:hAnsi="Times New Roman" w:cs="Times New Roman"/>
+          <w:sz w:val="24"/>
+          <w:szCs w:val="24"/>
+        </w:rPr>
+        <w:t xml:space="preserve"> </w:t>
+      </w:r>
+      <w:proofErr w:type="spellStart"/>
+      <w:r>
+        <w:rPr>
+          <w:rFonts w:ascii="Times New Roman" w:hAnsi="Times New Roman" w:cs="Times New Roman"/>
+          <w:sz w:val="24"/>
+          <w:szCs w:val="24"/>
+        </w:rPr>
+        <w:t>dibuat</w:t>
+      </w:r>
+      <w:proofErr w:type="spellEnd"/>
+      <w:r>
+        <w:rPr>
+          <w:rFonts w:ascii="Times New Roman" w:hAnsi="Times New Roman" w:cs="Times New Roman"/>
+          <w:sz w:val="24"/>
+          <w:szCs w:val="24"/>
+        </w:rPr>
+        <w:t xml:space="preserve"> </w:t>
+      </w:r>
+      <w:proofErr w:type="spellStart"/>
+      <w:r>
+        <w:rPr>
+          <w:rFonts w:ascii="Times New Roman" w:hAnsi="Times New Roman" w:cs="Times New Roman"/>
+          <w:sz w:val="24"/>
+          <w:szCs w:val="24"/>
+        </w:rPr>
+        <w:t>untuk</w:t>
+      </w:r>
+      <w:proofErr w:type="spellEnd"/>
+      <w:r>
+        <w:rPr>
+          <w:rFonts w:ascii="Times New Roman" w:hAnsi="Times New Roman" w:cs="Times New Roman"/>
+          <w:sz w:val="24"/>
+          <w:szCs w:val="24"/>
+        </w:rPr>
+        <w:t xml:space="preserve"> </w:t>
+      </w:r>
+      <w:proofErr w:type="spellStart"/>
+      <w:r>
+        <w:rPr>
+          <w:rFonts w:ascii="Times New Roman" w:hAnsi="Times New Roman" w:cs="Times New Roman"/>
+          <w:sz w:val="24"/>
+          <w:szCs w:val="24"/>
+        </w:rPr>
+        <w:t>dapat</w:t>
+      </w:r>
+      <w:proofErr w:type="spellEnd"/>
+      <w:r>
+        <w:rPr>
+          <w:rFonts w:ascii="Times New Roman" w:hAnsi="Times New Roman" w:cs="Times New Roman"/>
+          <w:sz w:val="24"/>
+          <w:szCs w:val="24"/>
+        </w:rPr>
+        <w:t xml:space="preserve"> </w:t>
+      </w:r>
+      <w:proofErr w:type="spellStart"/>
+      <w:r>
+        <w:rPr>
+          <w:rFonts w:ascii="Times New Roman" w:hAnsi="Times New Roman" w:cs="Times New Roman"/>
+          <w:sz w:val="24"/>
+          <w:szCs w:val="24"/>
+        </w:rPr>
+        <w:t>dilaksanakan</w:t>
+      </w:r>
+      <w:proofErr w:type="spellEnd"/>
+      <w:r>
+        <w:rPr>
+          <w:rFonts w:ascii="Times New Roman" w:hAnsi="Times New Roman" w:cs="Times New Roman"/>
+          <w:sz w:val="24"/>
+          <w:szCs w:val="24"/>
+        </w:rPr>
+        <w:t xml:space="preserve"> </w:t>
+      </w:r>
+      <w:proofErr w:type="spellStart"/>
+      <w:r>
+        <w:rPr>
+          <w:rFonts w:ascii="Times New Roman" w:hAnsi="Times New Roman" w:cs="Times New Roman"/>
+          <w:sz w:val="24"/>
+          <w:szCs w:val="24"/>
+        </w:rPr>
+        <w:t>dengan</w:t>
+      </w:r>
+      <w:proofErr w:type="spellEnd"/>
+      <w:r>
+        <w:rPr>
+          <w:rFonts w:ascii="Times New Roman" w:hAnsi="Times New Roman" w:cs="Times New Roman"/>
+          <w:sz w:val="24"/>
+          <w:szCs w:val="24"/>
+        </w:rPr>
+        <w:t xml:space="preserve"> </w:t>
+      </w:r>
+      <w:proofErr w:type="spellStart"/>
+      <w:r>
+        <w:rPr>
+          <w:rFonts w:ascii="Times New Roman" w:hAnsi="Times New Roman" w:cs="Times New Roman"/>
+          <w:sz w:val="24"/>
+          <w:szCs w:val="24"/>
+        </w:rPr>
+        <w:t>baik</w:t>
+      </w:r>
+      <w:proofErr w:type="spellEnd"/>
+      <w:r>
+        <w:rPr>
+          <w:rFonts w:ascii="Times New Roman" w:hAnsi="Times New Roman" w:cs="Times New Roman"/>
+          <w:sz w:val="24"/>
+          <w:szCs w:val="24"/>
+        </w:rPr>
+        <w:t>.</w:t>
       </w:r>
     </w:p>
     <w:p>
@@ -1012,6 +1624,76 @@
           <w:szCs w:val="24"/>
         </w:rPr>
       </w:pPr>
+      <w:r>
+        <w:rPr>
+          <w:rFonts w:ascii="Times New Roman" w:hAnsi="Times New Roman" w:cs="Times New Roman"/>
+          <w:noProof/>
+          <w:sz w:val="24"/>
+          <w:szCs w:val="24"/>
+        </w:rPr>
+        <w:drawing>
+          <wp:anchor distT="0" distB="0" distL="114300" distR="114300" simplePos="0" relativeHeight="251663360" behindDoc="0" locked="0" layoutInCell="1" allowOverlap="1" wp14:anchorId="314A2D43" wp14:editId="2368512D">
+            <wp:simplePos x="0" y="0"/>
+            <wp:positionH relativeFrom="column">
+              <wp:posOffset>-8965</wp:posOffset>
+            </wp:positionH>
+            <wp:positionV relativeFrom="paragraph">
+              <wp:posOffset>265206</wp:posOffset>
+            </wp:positionV>
+            <wp:extent cx="1456765" cy="1456765"/>
+            <wp:effectExtent l="0" t="0" r="0" b="0"/>
+            <wp:wrapNone/>
+            <wp:docPr id="1383929041" name="Picture 2" descr="qr-verifikasi"/>
+            <wp:cNvGraphicFramePr>
+              <a:graphicFrameLocks xmlns:a="http://schemas.openxmlformats.org/drawingml/2006/main" noChangeAspect="1"/>
+            </wp:cNvGraphicFramePr>
+            <a:graphic xmlns:a="http://schemas.openxmlformats.org/drawingml/2006/main">
+              <a:graphicData uri="http://schemas.openxmlformats.org/drawingml/2006/picture">
+                <pic:pic xmlns:pic="http://schemas.openxmlformats.org/drawingml/2006/picture">
+                  <pic:nvPicPr>
+                    <pic:cNvPr id="1383929041" name="Picture 2" descr="qr-verifikasi"/>
+                    <pic:cNvPicPr>
+                      <a:picLocks noChangeAspect="1" noChangeArrowheads="1"/>
+                    </pic:cNvPicPr>
+                  </pic:nvPicPr>
+                  <pic:blipFill>
+                    <a:blip r:embed="rId7" cstate="print">
+                      <a:extLst>
+                        <a:ext uri="{28A0092B-C50C-407E-A947-70E740481C1C}">
+                          <a14:useLocalDpi xmlns:a14="http://schemas.microsoft.com/office/drawing/2010/main" val="0"/>
+                        </a:ext>
+                      </a:extLst>
+                    </a:blip>
+                    <a:srcRect/>
+                    <a:stretch>
+                      <a:fillRect/>
+                    </a:stretch>
+                  </pic:blipFill>
+                  <pic:spPr bwMode="auto">
+                    <a:xfrm>
+                      <a:off x="0" y="0"/>
+                      <a:ext cx="1458958" cy="1458958"/>
+                    </a:xfrm>
+                    <a:prstGeom prst="rect">
+                      <a:avLst/>
+                    </a:prstGeom>
+                    <a:noFill/>
+                    <a:ln>
+                      <a:noFill/>
+                    </a:ln>
+                  </pic:spPr>
+                </pic:pic>
+              </a:graphicData>
+            </a:graphic>
+            <wp14:sizeRelH relativeFrom="margin">
+              <wp14:pctWidth>0</wp14:pctWidth>
+            </wp14:sizeRelH>
+            <wp14:sizeRelV relativeFrom="margin">
+              <wp14:pctHeight>0</wp14:pctHeight>
+            </wp14:sizeRelV>
+          </wp:anchor>
+        </w:drawing>
+      </w:r>
     </w:p>
     <w:p>
       <w:pPr>
@@ -1038,15 +1720,33 @@
           <w:sz w:val="24"/>
           <w:szCs w:val="24"/>
         </w:rPr>
-        <w:t>{tgl_</w:t>
-      </w:r>
-      <w:r>
-        <w:rPr>
-          <w:rFonts w:ascii="Times New Roman" w:hAnsi="Times New Roman" w:cs="Times New Roman"/>
-          <w:sz w:val="24"/>
-          <w:szCs w:val="24"/>
-        </w:rPr>
-        <w:t>cetak}</w:t>
+        <w:t>{</w:t>
+      </w:r>
+      <w:proofErr w:type="spellStart"/>
+      <w:r>
+        <w:rPr>
+          <w:rFonts w:ascii="Times New Roman" w:hAnsi="Times New Roman" w:cs="Times New Roman"/>
+          <w:sz w:val="24"/>
+          <w:szCs w:val="24"/>
+        </w:rPr>
+        <w:t>tgl_</w:t>
+      </w:r>
+      <w:r>
+        <w:rPr>
+          <w:rFonts w:ascii="Times New Roman" w:hAnsi="Times New Roman" w:cs="Times New Roman"/>
+          <w:sz w:val="24"/>
+          <w:szCs w:val="24"/>
+        </w:rPr>
+        <w:t>cetak</w:t>
+      </w:r>
+      <w:proofErr w:type="spellEnd"/>
+      <w:r>
+        <w:rPr>
+          <w:rFonts w:ascii="Times New Roman" w:hAnsi="Times New Roman" w:cs="Times New Roman"/>
+          <w:sz w:val="24"/>
+          <w:szCs w:val="24"/>
+        </w:rPr>
+        <w:t>}</w:t>
       </w:r>
     </w:p>
     <w:p>
@@ -1065,7 +1765,7 @@
           <w:noProof/>
         </w:rPr>
         <w:drawing>
-          <wp:anchor distT="0" distB="0" distL="114300" distR="114300" simplePos="0" relativeHeight="251660288" behindDoc="0" locked="0" layoutInCell="1" allowOverlap="1" wp14:anchorId="5373CC99" wp14:editId="7F2385D0">
+          <wp:anchor distT="0" distB="0" distL="114300" distR="114300" simplePos="0" relativeHeight="251660288" behindDoc="0" locked="0" layoutInCell="1" allowOverlap="1" wp14:anchorId="5373CC99" wp14:editId="5F300A59">
             <wp:simplePos x="0" y="0"/>
             <wp:positionH relativeFrom="column">
               <wp:posOffset>1912620</wp:posOffset>
@@ -1088,7 +1788,7 @@
                     <pic:cNvPicPr/>
                   </pic:nvPicPr>
                   <pic:blipFill>
-                    <a:blip r:embed="rId7" cstate="print">
+                    <a:blip r:embed="rId8" cstate="print">
                       <a:extLst>
                         <a:ext uri="{28A0092B-C50C-407E-A947-70E740481C1C}">
                           <a14:useLocalDpi xmlns:a14="http://schemas.microsoft.com/office/drawing/2010/main" val="0"/>
@@ -1142,8 +1842,18 @@
           <w:sz w:val="24"/>
           <w:szCs w:val="24"/>
         </w:rPr>
-        <w:t>Teknik Lingkungan</w:t>
-      </w:r>
+        <w:t xml:space="preserve">Teknik </w:t>
+      </w:r>
+      <w:proofErr w:type="spellStart"/>
+      <w:r>
+        <w:rPr>
+          <w:rFonts w:ascii="Times New Roman" w:hAnsi="Times New Roman" w:cs="Times New Roman"/>
+          <w:sz w:val="24"/>
+          <w:szCs w:val="24"/>
+        </w:rPr>
+        <w:t>Lingkungan</w:t>
+      </w:r>
+      <w:proofErr w:type="spellEnd"/>
     </w:p>
     <w:p>
       <w:pPr>
@@ -1156,14 +1866,34 @@
           <w:szCs w:val="24"/>
         </w:rPr>
       </w:pPr>
-      <w:r>
-        <w:rPr>
-          <w:rFonts w:ascii="Times New Roman" w:hAnsi="Times New Roman" w:cs="Times New Roman"/>
-          <w:sz w:val="24"/>
-          <w:szCs w:val="24"/>
-        </w:rPr>
-        <w:t>Fakultas Teknik Undip</w:t>
-      </w:r>
+      <w:proofErr w:type="spellStart"/>
+      <w:r>
+        <w:rPr>
+          <w:rFonts w:ascii="Times New Roman" w:hAnsi="Times New Roman" w:cs="Times New Roman"/>
+          <w:sz w:val="24"/>
+          <w:szCs w:val="24"/>
+        </w:rPr>
+        <w:t>Fakultas</w:t>
+      </w:r>
+      <w:proofErr w:type="spellEnd"/>
+      <w:r>
+        <w:rPr>
+          <w:rFonts w:ascii="Times New Roman" w:hAnsi="Times New Roman" w:cs="Times New Roman"/>
+          <w:sz w:val="24"/>
+          <w:szCs w:val="24"/>
+        </w:rPr>
+        <w:t xml:space="preserve"> Teknik </w:t>
+      </w:r>
+      <w:proofErr w:type="spellStart"/>
+      <w:r>
+        <w:rPr>
+          <w:rFonts w:ascii="Times New Roman" w:hAnsi="Times New Roman" w:cs="Times New Roman"/>
+          <w:sz w:val="24"/>
+          <w:szCs w:val="24"/>
+        </w:rPr>
+        <w:t>Undip</w:t>
+      </w:r>
+      <w:proofErr w:type="spellEnd"/>
     </w:p>
     <w:p>
       <w:pPr>
@@ -1176,6 +1906,7 @@
           <w:szCs w:val="24"/>
         </w:rPr>
       </w:pPr>
+      <w:proofErr w:type="spellStart"/>
       <w:r>
         <w:rPr>
           <w:rFonts w:ascii="Times New Roman" w:hAnsi="Times New Roman" w:cs="Times New Roman"/>
@@ -1184,6 +1915,7 @@
         </w:rPr>
         <w:t>Ketua</w:t>
       </w:r>
+      <w:proofErr w:type="spellEnd"/>
     </w:p>
     <w:p>
       <w:pPr>
@@ -1251,7 +1983,79 @@
           <w:u w:val="single"/>
           <w:lang w:val="en-ID" w:eastAsia="en-ID"/>
         </w:rPr>
-        <w:t>Dr. Ir. Budi Prasetyo Samadikun, S.T., M.Si., IPU., ASEAN Eng.</w:t>
+        <w:t xml:space="preserve">Dr. Ir. Budi </w:t>
+      </w:r>
+      <w:proofErr w:type="spellStart"/>
+      <w:r>
+        <w:rPr>
+          <w:rFonts w:ascii="Times New Roman" w:eastAsia="Times New Roman" w:hAnsi="Times New Roman" w:cs="Times New Roman"/>
+          <w:color w:val="000000"/>
+          <w:sz w:val="24"/>
+          <w:szCs w:val="24"/>
+          <w:u w:val="single"/>
+          <w:lang w:val="en-ID" w:eastAsia="en-ID"/>
+        </w:rPr>
+        <w:t>Prasetyo</w:t>
+      </w:r>
+      <w:proofErr w:type="spellEnd"/>
+      <w:r>
+        <w:rPr>
+          <w:rFonts w:ascii="Times New Roman" w:eastAsia="Times New Roman" w:hAnsi="Times New Roman" w:cs="Times New Roman"/>
+          <w:color w:val="000000"/>
+          <w:sz w:val="24"/>
+          <w:szCs w:val="24"/>
+          <w:u w:val="single"/>
+          <w:lang w:val="en-ID" w:eastAsia="en-ID"/>
+        </w:rPr>
+        <w:t xml:space="preserve"> </w:t>
+      </w:r>
+      <w:proofErr w:type="spellStart"/>
+      <w:r>
+        <w:rPr>
+          <w:rFonts w:ascii="Times New Roman" w:eastAsia="Times New Roman" w:hAnsi="Times New Roman" w:cs="Times New Roman"/>
+          <w:color w:val="000000"/>
+          <w:sz w:val="24"/>
+          <w:szCs w:val="24"/>
+          <w:u w:val="single"/>
+          <w:lang w:val="en-ID" w:eastAsia="en-ID"/>
+        </w:rPr>
+        <w:t>Samadikun</w:t>
+      </w:r>
+      <w:proofErr w:type="spellEnd"/>
+      <w:r>
+        <w:rPr>
+          <w:rFonts w:ascii="Times New Roman" w:eastAsia="Times New Roman" w:hAnsi="Times New Roman" w:cs="Times New Roman"/>
+          <w:color w:val="000000"/>
+          <w:sz w:val="24"/>
+          <w:szCs w:val="24"/>
+          <w:u w:val="single"/>
+          <w:lang w:val="en-ID" w:eastAsia="en-ID"/>
+        </w:rPr>
+        <w:t xml:space="preserve">, S.T., </w:t>
+      </w:r>
+      <w:proofErr w:type="spellStart"/>
+      <w:r>
+        <w:rPr>
+          <w:rFonts w:ascii="Times New Roman" w:eastAsia="Times New Roman" w:hAnsi="Times New Roman" w:cs="Times New Roman"/>
+          <w:color w:val="000000"/>
+          <w:sz w:val="24"/>
+          <w:szCs w:val="24"/>
+          <w:u w:val="single"/>
+          <w:lang w:val="en-ID" w:eastAsia="en-ID"/>
+        </w:rPr>
+        <w:t>M.Si</w:t>
+      </w:r>
+      <w:proofErr w:type="spellEnd"/>
+      <w:r>
+        <w:rPr>
+          <w:rFonts w:ascii="Times New Roman" w:eastAsia="Times New Roman" w:hAnsi="Times New Roman" w:cs="Times New Roman"/>
+          <w:color w:val="000000"/>
+          <w:sz w:val="24"/>
+          <w:szCs w:val="24"/>
+          <w:u w:val="single"/>
+          <w:lang w:val="en-ID" w:eastAsia="en-ID"/>
+        </w:rPr>
+        <w:t>., IPU., ASEAN Eng.</w:t>
       </w:r>
     </w:p>
     <w:p>
@@ -1297,8 +2101,8 @@
           <w:szCs w:val="30"/>
         </w:rPr>
         <w:sectPr>
-          <w:headerReference w:type="default" r:id="rId8"/>
-          <w:footerReference w:type="default" r:id="rId9"/>
+          <w:headerReference w:type="default" r:id="rId9"/>
+          <w:footerReference w:type="default" r:id="rId10"/>
           <w:type w:val="continuous"/>
           <w:pgSz w:w="11906" w:h="16838" w:code="9"/>
           <w:pgMar w:top="1440" w:right="1440" w:bottom="1440" w:left="1440" w:header="270" w:footer="900" w:gutter="0"/>
@@ -1387,11 +2191,20 @@
                                 <w:rFonts w:ascii="Times New Roman" w:hAnsi="Times New Roman" w:cs="Times New Roman"/>
                               </w:rPr>
                             </w:pPr>
+                            <w:proofErr w:type="spellStart"/>
+                            <w:proofErr w:type="gramStart"/>
                             <w:r>
                               <w:rPr>
                                 <w:rFonts w:ascii="Times New Roman" w:hAnsi="Times New Roman" w:cs="Times New Roman"/>
                               </w:rPr>
-                              <w:t xml:space="preserve">Keterangan </w:t>
+                              <w:t>Keterangan</w:t>
+                            </w:r>
+                            <w:proofErr w:type="spellEnd"/>
+                            <w:r>
+                              <w:rPr>
+                                <w:rFonts w:ascii="Times New Roman" w:hAnsi="Times New Roman" w:cs="Times New Roman"/>
+                              </w:rPr>
+                              <w:t xml:space="preserve"> </w:t>
                             </w:r>
                             <w:r>
                               <w:rPr>
@@ -1399,6 +2212,7 @@
                               </w:rPr>
                               <w:t>:</w:t>
                             </w:r>
+                            <w:proofErr w:type="gramEnd"/>
                           </w:p>
                           <w:p>
                             <w:pPr>
@@ -1417,8 +2231,30 @@
                               <w:rPr>
                                 <w:rFonts w:ascii="Times New Roman" w:hAnsi="Times New Roman" w:cs="Times New Roman"/>
                               </w:rPr>
-                              <w:t>embar pertama</w:t>
+                              <w:t xml:space="preserve">embar </w:t>
                             </w:r>
+                            <w:proofErr w:type="spellStart"/>
+                            <w:r>
+                              <w:rPr>
+                                <w:rFonts w:ascii="Times New Roman" w:hAnsi="Times New Roman" w:cs="Times New Roman"/>
+                              </w:rPr>
+                              <w:t>pertama</w:t>
+                            </w:r>
+                            <w:proofErr w:type="spellEnd"/>
+                            <w:r>
+                              <w:rPr>
+                                <w:rFonts w:ascii="Times New Roman" w:hAnsi="Times New Roman" w:cs="Times New Roman"/>
+                              </w:rPr>
+                              <w:t xml:space="preserve"> </w:t>
+                            </w:r>
+                            <w:proofErr w:type="spellStart"/>
+                            <w:r>
+                              <w:rPr>
+                                <w:rFonts w:ascii="Times New Roman" w:hAnsi="Times New Roman" w:cs="Times New Roman"/>
+                              </w:rPr>
+                              <w:t>untuk</w:t>
+                            </w:r>
+                            <w:proofErr w:type="spellEnd"/>
                             <w:r>
                               <w:rPr>
                                 <w:rFonts w:ascii="Times New Roman" w:hAnsi="Times New Roman" w:cs="Times New Roman"/>
@@ -1429,26 +2265,72 @@
                               <w:rPr>
                                 <w:rFonts w:ascii="Times New Roman" w:hAnsi="Times New Roman" w:cs="Times New Roman"/>
                               </w:rPr>
-                              <w:t xml:space="preserve">untuk </w:t>
+                              <w:t xml:space="preserve">Dosen </w:t>
                             </w:r>
+                            <w:proofErr w:type="spellStart"/>
                             <w:r>
                               <w:rPr>
                                 <w:rFonts w:ascii="Times New Roman" w:hAnsi="Times New Roman" w:cs="Times New Roman"/>
                               </w:rPr>
-                              <w:t>Dosen Pembimbing</w:t>
+                              <w:t>Pembimbing</w:t>
                             </w:r>
+                            <w:proofErr w:type="spellEnd"/>
                             <w:r>
                               <w:rPr>
                                 <w:rFonts w:ascii="Times New Roman" w:hAnsi="Times New Roman" w:cs="Times New Roman"/>
                               </w:rPr>
-                              <w:t xml:space="preserve"> lembar ke dua </w:t>
+                              <w:t xml:space="preserve"> </w:t>
                             </w:r>
+                            <w:proofErr w:type="spellStart"/>
                             <w:r>
                               <w:rPr>
                                 <w:rFonts w:ascii="Times New Roman" w:hAnsi="Times New Roman" w:cs="Times New Roman"/>
                               </w:rPr>
-                              <w:t>untuk mahasiswa</w:t>
+                              <w:t>lembar</w:t>
                             </w:r>
+                            <w:proofErr w:type="spellEnd"/>
+                            <w:r>
+                              <w:rPr>
+                                <w:rFonts w:ascii="Times New Roman" w:hAnsi="Times New Roman" w:cs="Times New Roman"/>
+                              </w:rPr>
+                              <w:t xml:space="preserve"> </w:t>
+                            </w:r>
+                            <w:proofErr w:type="spellStart"/>
+                            <w:r>
+                              <w:rPr>
+                                <w:rFonts w:ascii="Times New Roman" w:hAnsi="Times New Roman" w:cs="Times New Roman"/>
+                              </w:rPr>
+                              <w:t>ke</w:t>
+                            </w:r>
+                            <w:proofErr w:type="spellEnd"/>
+                            <w:r>
+                              <w:rPr>
+                                <w:rFonts w:ascii="Times New Roman" w:hAnsi="Times New Roman" w:cs="Times New Roman"/>
+                              </w:rPr>
+                              <w:t xml:space="preserve"> dua </w:t>
+                            </w:r>
+                            <w:proofErr w:type="spellStart"/>
+                            <w:r>
+                              <w:rPr>
+                                <w:rFonts w:ascii="Times New Roman" w:hAnsi="Times New Roman" w:cs="Times New Roman"/>
+                              </w:rPr>
+                              <w:t>untuk</w:t>
+                            </w:r>
+                            <w:proofErr w:type="spellEnd"/>
+                            <w:r>
+                              <w:rPr>
+                                <w:rFonts w:ascii="Times New Roman" w:hAnsi="Times New Roman" w:cs="Times New Roman"/>
+                              </w:rPr>
+                              <w:t xml:space="preserve"> </w:t>
+                            </w:r>
+                            <w:proofErr w:type="spellStart"/>
+                            <w:r>
+                              <w:rPr>
+                                <w:rFonts w:ascii="Times New Roman" w:hAnsi="Times New Roman" w:cs="Times New Roman"/>
+                              </w:rPr>
+                              <w:t>mahasiswa</w:t>
+                            </w:r>
+                            <w:proofErr w:type="spellEnd"/>
                           </w:p>
                         </w:txbxContent>
                       </wps:txbx>
@@ -1740,7 +2622,25 @@
           <w:sz w:val="24"/>
           <w:szCs w:val="24"/>
         </w:rPr>
-        <w:t>{no_surat}</w:t>
+        <w:t>{</w:t>
+      </w:r>
+      <w:proofErr w:type="spellStart"/>
+      <w:r>
+        <w:rPr>
+          <w:rFonts w:ascii="Times New Roman" w:hAnsi="Times New Roman" w:cs="Times New Roman"/>
+          <w:sz w:val="24"/>
+          <w:szCs w:val="24"/>
+        </w:rPr>
+        <w:t>no_surat</w:t>
+      </w:r>
+      <w:proofErr w:type="spellEnd"/>
+      <w:r>
+        <w:rPr>
+          <w:rFonts w:ascii="Times New Roman" w:hAnsi="Times New Roman" w:cs="Times New Roman"/>
+          <w:sz w:val="24"/>
+          <w:szCs w:val="24"/>
+        </w:rPr>
+        <w:t>}</w:t>
       </w:r>
     </w:p>
     <w:p>
@@ -1762,14 +2662,44 @@
           <w:szCs w:val="24"/>
         </w:rPr>
       </w:pPr>
-      <w:r>
-        <w:rPr>
-          <w:rFonts w:ascii="Times New Roman" w:hAnsi="Times New Roman" w:cs="Times New Roman"/>
-          <w:sz w:val="24"/>
-          <w:szCs w:val="24"/>
-        </w:rPr>
-        <w:t>Diberikan kepada :</w:t>
-      </w:r>
+      <w:proofErr w:type="spellStart"/>
+      <w:r>
+        <w:rPr>
+          <w:rFonts w:ascii="Times New Roman" w:hAnsi="Times New Roman" w:cs="Times New Roman"/>
+          <w:sz w:val="24"/>
+          <w:szCs w:val="24"/>
+        </w:rPr>
+        <w:t>Diberikan</w:t>
+      </w:r>
+      <w:proofErr w:type="spellEnd"/>
+      <w:r>
+        <w:rPr>
+          <w:rFonts w:ascii="Times New Roman" w:hAnsi="Times New Roman" w:cs="Times New Roman"/>
+          <w:sz w:val="24"/>
+          <w:szCs w:val="24"/>
+        </w:rPr>
+        <w:t xml:space="preserve"> </w:t>
+      </w:r>
+      <w:proofErr w:type="spellStart"/>
+      <w:proofErr w:type="gramStart"/>
+      <w:r>
+        <w:rPr>
+          <w:rFonts w:ascii="Times New Roman" w:hAnsi="Times New Roman" w:cs="Times New Roman"/>
+          <w:sz w:val="24"/>
+          <w:szCs w:val="24"/>
+        </w:rPr>
+        <w:t>kepada</w:t>
+      </w:r>
+      <w:proofErr w:type="spellEnd"/>
+      <w:r>
+        <w:rPr>
+          <w:rFonts w:ascii="Times New Roman" w:hAnsi="Times New Roman" w:cs="Times New Roman"/>
+          <w:sz w:val="24"/>
+          <w:szCs w:val="24"/>
+        </w:rPr>
+        <w:t xml:space="preserve"> :</w:t>
+      </w:r>
+      <w:proofErr w:type="gramEnd"/>
     </w:p>
     <w:p>
       <w:pPr>
@@ -1866,7 +2796,25 @@
                 <w:sz w:val="24"/>
                 <w:szCs w:val="24"/>
               </w:rPr>
-              <w:t>{nama_mhs}</w:t>
+              <w:t>{</w:t>
+            </w:r>
+            <w:proofErr w:type="spellStart"/>
+            <w:r>
+              <w:rPr>
+                <w:rFonts w:ascii="Times New Roman" w:hAnsi="Times New Roman" w:cs="Times New Roman"/>
+                <w:sz w:val="24"/>
+                <w:szCs w:val="24"/>
+              </w:rPr>
+              <w:t>nama_mhs</w:t>
+            </w:r>
+            <w:proofErr w:type="spellEnd"/>
+            <w:r>
+              <w:rPr>
+                <w:rFonts w:ascii="Times New Roman" w:hAnsi="Times New Roman" w:cs="Times New Roman"/>
+                <w:sz w:val="24"/>
+                <w:szCs w:val="24"/>
+              </w:rPr>
+              <w:t>}</w:t>
             </w:r>
           </w:p>
         </w:tc>
@@ -1963,7 +2911,25 @@
                 <w:sz w:val="24"/>
                 <w:szCs w:val="24"/>
               </w:rPr>
-              <w:t xml:space="preserve">Dosen Pembimbing </w:t>
+              <w:t xml:space="preserve">Dosen </w:t>
+            </w:r>
+            <w:proofErr w:type="spellStart"/>
+            <w:r>
+              <w:rPr>
+                <w:rFonts w:ascii="Times New Roman" w:hAnsi="Times New Roman" w:cs="Times New Roman"/>
+                <w:sz w:val="24"/>
+                <w:szCs w:val="24"/>
+              </w:rPr>
+              <w:t>Pembimbing</w:t>
+            </w:r>
+            <w:proofErr w:type="spellEnd"/>
+            <w:r>
+              <w:rPr>
+                <w:rFonts w:ascii="Times New Roman" w:hAnsi="Times New Roman" w:cs="Times New Roman"/>
+                <w:sz w:val="24"/>
+                <w:szCs w:val="24"/>
+              </w:rPr>
+              <w:t xml:space="preserve"> </w:t>
             </w:r>
             <w:r>
               <w:rPr>
@@ -2015,7 +2981,25 @@
                 <w:sz w:val="24"/>
                 <w:szCs w:val="24"/>
               </w:rPr>
-              <w:t xml:space="preserve">{nama_pembimbing}</w:t>
+              <w:t>{</w:t>
+            </w:r>
+            <w:proofErr w:type="spellStart"/>
+            <w:r>
+              <w:rPr>
+                <w:rFonts w:ascii="Times New Roman" w:hAnsi="Times New Roman" w:cs="Times New Roman"/>
+                <w:sz w:val="24"/>
+                <w:szCs w:val="24"/>
+              </w:rPr>
+              <w:t>nama_pembimbing</w:t>
+            </w:r>
+            <w:proofErr w:type="spellEnd"/>
+            <w:r>
+              <w:rPr>
+                <w:rFonts w:ascii="Times New Roman" w:hAnsi="Times New Roman" w:cs="Times New Roman"/>
+                <w:sz w:val="24"/>
+                <w:szCs w:val="24"/>
+              </w:rPr>
+              <w:t>}</w:t>
             </w:r>
           </w:p>
         </w:tc>
@@ -2103,7 +3087,25 @@
                 <w:sz w:val="24"/>
                 <w:szCs w:val="24"/>
               </w:rPr>
-              <w:t xml:space="preserve">{nip_pembimbing}</w:t>
+              <w:t>{</w:t>
+            </w:r>
+            <w:proofErr w:type="spellStart"/>
+            <w:r>
+              <w:rPr>
+                <w:rFonts w:ascii="Times New Roman" w:hAnsi="Times New Roman" w:cs="Times New Roman"/>
+                <w:sz w:val="24"/>
+                <w:szCs w:val="24"/>
+              </w:rPr>
+              <w:t>nip_pembimbing</w:t>
+            </w:r>
+            <w:proofErr w:type="spellEnd"/>
+            <w:r>
+              <w:rPr>
+                <w:rFonts w:ascii="Times New Roman" w:hAnsi="Times New Roman" w:cs="Times New Roman"/>
+                <w:sz w:val="24"/>
+                <w:szCs w:val="24"/>
+              </w:rPr>
+              <w:t>}</w:t>
             </w:r>
           </w:p>
         </w:tc>
@@ -2128,13 +3130,23 @@
           <w:szCs w:val="24"/>
         </w:rPr>
       </w:pPr>
-      <w:r>
-        <w:rPr>
-          <w:rFonts w:ascii="Times New Roman" w:hAnsi="Times New Roman" w:cs="Times New Roman"/>
-          <w:sz w:val="24"/>
-          <w:szCs w:val="24"/>
-        </w:rPr>
-        <w:t xml:space="preserve">Jangka Waktu: </w:t>
+      <w:proofErr w:type="spellStart"/>
+      <w:r>
+        <w:rPr>
+          <w:rFonts w:ascii="Times New Roman" w:hAnsi="Times New Roman" w:cs="Times New Roman"/>
+          <w:sz w:val="24"/>
+          <w:szCs w:val="24"/>
+        </w:rPr>
+        <w:t>Jangka</w:t>
+      </w:r>
+      <w:proofErr w:type="spellEnd"/>
+      <w:r>
+        <w:rPr>
+          <w:rFonts w:ascii="Times New Roman" w:hAnsi="Times New Roman" w:cs="Times New Roman"/>
+          <w:sz w:val="24"/>
+          <w:szCs w:val="24"/>
+        </w:rPr>
+        <w:t xml:space="preserve"> Waktu: </w:t>
       </w:r>
       <w:r>
         <w:rPr>
@@ -2152,6 +3164,7 @@
         </w:rPr>
         <w:t xml:space="preserve"> (</w:t>
       </w:r>
+      <w:proofErr w:type="spellStart"/>
       <w:r>
         <w:rPr>
           <w:rFonts w:ascii="Times New Roman" w:hAnsi="Times New Roman" w:cs="Times New Roman"/>
@@ -2168,14 +3181,43 @@
         </w:rPr>
         <w:t>iga</w:t>
       </w:r>
-      <w:r>
-        <w:rPr>
-          <w:rFonts w:ascii="Times New Roman" w:hAnsi="Times New Roman" w:cs="Times New Roman"/>
-          <w:sz w:val="24"/>
-          <w:szCs w:val="24"/>
-        </w:rPr>
-        <w:t>) bulan terhitung</w:t>
-      </w:r>
+      <w:proofErr w:type="spellEnd"/>
+      <w:r>
+        <w:rPr>
+          <w:rFonts w:ascii="Times New Roman" w:hAnsi="Times New Roman" w:cs="Times New Roman"/>
+          <w:sz w:val="24"/>
+          <w:szCs w:val="24"/>
+        </w:rPr>
+        <w:t xml:space="preserve">) </w:t>
+      </w:r>
+      <w:proofErr w:type="spellStart"/>
+      <w:r>
+        <w:rPr>
+          <w:rFonts w:ascii="Times New Roman" w:hAnsi="Times New Roman" w:cs="Times New Roman"/>
+          <w:sz w:val="24"/>
+          <w:szCs w:val="24"/>
+        </w:rPr>
+        <w:t>bulan</w:t>
+      </w:r>
+      <w:proofErr w:type="spellEnd"/>
+      <w:r>
+        <w:rPr>
+          <w:rFonts w:ascii="Times New Roman" w:hAnsi="Times New Roman" w:cs="Times New Roman"/>
+          <w:sz w:val="24"/>
+          <w:szCs w:val="24"/>
+        </w:rPr>
+        <w:t xml:space="preserve"> </w:t>
+      </w:r>
+      <w:proofErr w:type="spellStart"/>
+      <w:r>
+        <w:rPr>
+          <w:rFonts w:ascii="Times New Roman" w:hAnsi="Times New Roman" w:cs="Times New Roman"/>
+          <w:sz w:val="24"/>
+          <w:szCs w:val="24"/>
+        </w:rPr>
+        <w:t>terhitung</w:t>
+      </w:r>
+      <w:proofErr w:type="spellEnd"/>
     </w:p>
     <w:p>
       <w:pPr>
@@ -2228,6 +3270,7 @@
                 <w:szCs w:val="24"/>
               </w:rPr>
             </w:pPr>
+            <w:proofErr w:type="spellStart"/>
             <w:r>
               <w:rPr>
                 <w:rFonts w:ascii="Times New Roman" w:hAnsi="Times New Roman" w:cs="Times New Roman"/>
@@ -2236,6 +3279,7 @@
               </w:rPr>
               <w:t>Mulai</w:t>
             </w:r>
+            <w:proofErr w:type="spellEnd"/>
             <w:r>
               <w:rPr>
                 <w:rFonts w:ascii="Times New Roman" w:hAnsi="Times New Roman" w:cs="Times New Roman"/>
@@ -2286,7 +3330,25 @@
                 <w:sz w:val="24"/>
                 <w:szCs w:val="24"/>
               </w:rPr>
-              <w:t>{mulai_kp}</w:t>
+              <w:t>{</w:t>
+            </w:r>
+            <w:proofErr w:type="spellStart"/>
+            <w:r>
+              <w:rPr>
+                <w:rFonts w:ascii="Times New Roman" w:hAnsi="Times New Roman" w:cs="Times New Roman"/>
+                <w:sz w:val="24"/>
+                <w:szCs w:val="24"/>
+              </w:rPr>
+              <w:t>mulai_kp</w:t>
+            </w:r>
+            <w:proofErr w:type="spellEnd"/>
+            <w:r>
+              <w:rPr>
+                <w:rFonts w:ascii="Times New Roman" w:hAnsi="Times New Roman" w:cs="Times New Roman"/>
+                <w:sz w:val="24"/>
+                <w:szCs w:val="24"/>
+              </w:rPr>
+              <w:t>}</w:t>
             </w:r>
           </w:p>
         </w:tc>
@@ -2304,6 +3366,7 @@
                 <w:szCs w:val="24"/>
               </w:rPr>
             </w:pPr>
+            <w:proofErr w:type="spellStart"/>
             <w:r>
               <w:rPr>
                 <w:rFonts w:ascii="Times New Roman" w:hAnsi="Times New Roman" w:cs="Times New Roman"/>
@@ -2312,6 +3375,7 @@
               </w:rPr>
               <w:t>Sampai</w:t>
             </w:r>
+            <w:proofErr w:type="spellEnd"/>
             <w:r>
               <w:rPr>
                 <w:rFonts w:ascii="Times New Roman" w:hAnsi="Times New Roman" w:cs="Times New Roman"/>
@@ -2362,7 +3426,25 @@
                 <w:sz w:val="24"/>
                 <w:szCs w:val="24"/>
               </w:rPr>
-              <w:t>{akhir_kp}</w:t>
+              <w:t>{</w:t>
+            </w:r>
+            <w:proofErr w:type="spellStart"/>
+            <w:r>
+              <w:rPr>
+                <w:rFonts w:ascii="Times New Roman" w:hAnsi="Times New Roman" w:cs="Times New Roman"/>
+                <w:sz w:val="24"/>
+                <w:szCs w:val="24"/>
+              </w:rPr>
+              <w:t>akhir_kp</w:t>
+            </w:r>
+            <w:proofErr w:type="spellEnd"/>
+            <w:r>
+              <w:rPr>
+                <w:rFonts w:ascii="Times New Roman" w:hAnsi="Times New Roman" w:cs="Times New Roman"/>
+                <w:sz w:val="24"/>
+                <w:szCs w:val="24"/>
+              </w:rPr>
+              <w:t>}</w:t>
             </w:r>
           </w:p>
         </w:tc>
@@ -2388,6 +3470,7 @@
           <w:szCs w:val="24"/>
         </w:rPr>
       </w:pPr>
+      <w:proofErr w:type="spellStart"/>
       <w:r>
         <w:rPr>
           <w:rFonts w:ascii="Times New Roman" w:hAnsi="Times New Roman" w:cs="Times New Roman"/>
@@ -2396,6 +3479,7 @@
         </w:rPr>
         <w:t>Judul</w:t>
       </w:r>
+      <w:proofErr w:type="spellEnd"/>
       <w:r>
         <w:rPr>
           <w:rFonts w:ascii="Times New Roman" w:hAnsi="Times New Roman" w:cs="Times New Roman"/>
@@ -2444,7 +3528,25 @@
           <w:sz w:val="24"/>
           <w:szCs w:val="24"/>
         </w:rPr>
-        <w:t>{judul_kp}</w:t>
+        <w:t>{</w:t>
+      </w:r>
+      <w:proofErr w:type="spellStart"/>
+      <w:r>
+        <w:rPr>
+          <w:rFonts w:ascii="Times New Roman" w:hAnsi="Times New Roman" w:cs="Times New Roman"/>
+          <w:sz w:val="24"/>
+          <w:szCs w:val="24"/>
+        </w:rPr>
+        <w:t>judul_kp</w:t>
+      </w:r>
+      <w:proofErr w:type="spellEnd"/>
+      <w:r>
+        <w:rPr>
+          <w:rFonts w:ascii="Times New Roman" w:hAnsi="Times New Roman" w:cs="Times New Roman"/>
+          <w:sz w:val="24"/>
+          <w:szCs w:val="24"/>
+        </w:rPr>
+        <w:t>}</w:t>
       </w:r>
     </w:p>
     <w:p>
@@ -2477,6 +3579,76 @@
           <w:szCs w:val="24"/>
         </w:rPr>
       </w:pPr>
+      <w:r>
+        <w:rPr>
+          <w:rFonts w:ascii="Times New Roman" w:hAnsi="Times New Roman" w:cs="Times New Roman"/>
+          <w:noProof/>
+          <w:sz w:val="24"/>
+          <w:szCs w:val="24"/>
+        </w:rPr>
+        <w:drawing>
+          <wp:anchor distT="0" distB="0" distL="114300" distR="114300" simplePos="0" relativeHeight="251665408" behindDoc="0" locked="0" layoutInCell="1" allowOverlap="1" wp14:anchorId="404E8786" wp14:editId="71A8E156">
+            <wp:simplePos x="0" y="0"/>
+            <wp:positionH relativeFrom="column">
+              <wp:posOffset>0</wp:posOffset>
+            </wp:positionH>
+            <wp:positionV relativeFrom="paragraph">
+              <wp:posOffset>59658</wp:posOffset>
+            </wp:positionV>
+            <wp:extent cx="1456690" cy="1456690"/>
+            <wp:effectExtent l="0" t="0" r="0" b="0"/>
+            <wp:wrapNone/>
+            <wp:docPr id="2031305509" name="Picture 2" descr="qr-verifikasi"/>
+            <wp:cNvGraphicFramePr>
+              <a:graphicFrameLocks xmlns:a="http://schemas.openxmlformats.org/drawingml/2006/main" noChangeAspect="1"/>
+            </wp:cNvGraphicFramePr>
+            <a:graphic xmlns:a="http://schemas.openxmlformats.org/drawingml/2006/main">
+              <a:graphicData uri="http://schemas.openxmlformats.org/drawingml/2006/picture">
+                <pic:pic xmlns:pic="http://schemas.openxmlformats.org/drawingml/2006/picture">
+                  <pic:nvPicPr>
+                    <pic:cNvPr id="2031305509" name="Picture 2" descr="qr-verifikasi"/>
+                    <pic:cNvPicPr>
+                      <a:picLocks noChangeAspect="1" noChangeArrowheads="1"/>
+                    </pic:cNvPicPr>
+                  </pic:nvPicPr>
+                  <pic:blipFill>
+                    <a:blip r:embed="rId11" cstate="print">
+                      <a:extLst>
+                        <a:ext uri="{28A0092B-C50C-407E-A947-70E740481C1C}">
+                          <a14:useLocalDpi xmlns:a14="http://schemas.microsoft.com/office/drawing/2010/main" val="0"/>
+                        </a:ext>
+                      </a:extLst>
+                    </a:blip>
+                    <a:srcRect/>
+                    <a:stretch>
+                      <a:fillRect/>
+                    </a:stretch>
+                  </pic:blipFill>
+                  <pic:spPr bwMode="auto">
+                    <a:xfrm>
+                      <a:off x="0" y="0"/>
+                      <a:ext cx="1456690" cy="1456690"/>
+                    </a:xfrm>
+                    <a:prstGeom prst="rect">
+                      <a:avLst/>
+                    </a:prstGeom>
+                    <a:noFill/>
+                    <a:ln>
+                      <a:noFill/>
+                    </a:ln>
+                  </pic:spPr>
+                </pic:pic>
+              </a:graphicData>
+            </a:graphic>
+            <wp14:sizeRelH relativeFrom="margin">
+              <wp14:pctWidth>0</wp14:pctWidth>
+            </wp14:sizeRelH>
+            <wp14:sizeRelV relativeFrom="margin">
+              <wp14:pctHeight>0</wp14:pctHeight>
+            </wp14:sizeRelV>
+          </wp:anchor>
+        </w:drawing>
+      </w:r>
       <w:r>
         <w:rPr>
           <w:noProof/>
@@ -2505,7 +3677,7 @@
                     <pic:cNvPicPr/>
                   </pic:nvPicPr>
                   <pic:blipFill>
-                    <a:blip r:embed="rId7" cstate="print">
+                    <a:blip r:embed="rId8" cstate="print">
                       <a:extLst>
                         <a:ext uri="{28A0092B-C50C-407E-A947-70E740481C1C}">
                           <a14:useLocalDpi xmlns:a14="http://schemas.microsoft.com/office/drawing/2010/main" val="0"/>
@@ -2551,15 +3723,33 @@
           <w:sz w:val="24"/>
           <w:szCs w:val="24"/>
         </w:rPr>
-        <w:t>{tgl_</w:t>
-      </w:r>
-      <w:r>
-        <w:rPr>
-          <w:rFonts w:ascii="Times New Roman" w:hAnsi="Times New Roman" w:cs="Times New Roman"/>
-          <w:sz w:val="24"/>
-          <w:szCs w:val="24"/>
-        </w:rPr>
-        <w:t>cetak}</w:t>
+        <w:t>{</w:t>
+      </w:r>
+      <w:proofErr w:type="spellStart"/>
+      <w:r>
+        <w:rPr>
+          <w:rFonts w:ascii="Times New Roman" w:hAnsi="Times New Roman" w:cs="Times New Roman"/>
+          <w:sz w:val="24"/>
+          <w:szCs w:val="24"/>
+        </w:rPr>
+        <w:t>tgl_</w:t>
+      </w:r>
+      <w:r>
+        <w:rPr>
+          <w:rFonts w:ascii="Times New Roman" w:hAnsi="Times New Roman" w:cs="Times New Roman"/>
+          <w:sz w:val="24"/>
+          <w:szCs w:val="24"/>
+        </w:rPr>
+        <w:t>cetak</w:t>
+      </w:r>
+      <w:proofErr w:type="spellEnd"/>
+      <w:r>
+        <w:rPr>
+          <w:rFonts w:ascii="Times New Roman" w:hAnsi="Times New Roman" w:cs="Times New Roman"/>
+          <w:sz w:val="24"/>
+          <w:szCs w:val="24"/>
+        </w:rPr>
+        <w:t>}</w:t>
       </w:r>
     </w:p>
     <w:p>
@@ -2595,8 +3785,18 @@
           <w:sz w:val="24"/>
           <w:szCs w:val="24"/>
         </w:rPr>
-        <w:t>Teknik Lingkungan</w:t>
-      </w:r>
+        <w:t xml:space="preserve">Teknik </w:t>
+      </w:r>
+      <w:proofErr w:type="spellStart"/>
+      <w:r>
+        <w:rPr>
+          <w:rFonts w:ascii="Times New Roman" w:hAnsi="Times New Roman" w:cs="Times New Roman"/>
+          <w:sz w:val="24"/>
+          <w:szCs w:val="24"/>
+        </w:rPr>
+        <w:t>Lingkungan</w:t>
+      </w:r>
+      <w:proofErr w:type="spellEnd"/>
     </w:p>
     <w:p>
       <w:pPr>
@@ -2609,14 +3809,34 @@
           <w:szCs w:val="24"/>
         </w:rPr>
       </w:pPr>
-      <w:r>
-        <w:rPr>
-          <w:rFonts w:ascii="Times New Roman" w:hAnsi="Times New Roman" w:cs="Times New Roman"/>
-          <w:sz w:val="24"/>
-          <w:szCs w:val="24"/>
-        </w:rPr>
-        <w:t>Fakultas Teknik Undip</w:t>
-      </w:r>
+      <w:proofErr w:type="spellStart"/>
+      <w:r>
+        <w:rPr>
+          <w:rFonts w:ascii="Times New Roman" w:hAnsi="Times New Roman" w:cs="Times New Roman"/>
+          <w:sz w:val="24"/>
+          <w:szCs w:val="24"/>
+        </w:rPr>
+        <w:t>Fakultas</w:t>
+      </w:r>
+      <w:proofErr w:type="spellEnd"/>
+      <w:r>
+        <w:rPr>
+          <w:rFonts w:ascii="Times New Roman" w:hAnsi="Times New Roman" w:cs="Times New Roman"/>
+          <w:sz w:val="24"/>
+          <w:szCs w:val="24"/>
+        </w:rPr>
+        <w:t xml:space="preserve"> Teknik </w:t>
+      </w:r>
+      <w:proofErr w:type="spellStart"/>
+      <w:r>
+        <w:rPr>
+          <w:rFonts w:ascii="Times New Roman" w:hAnsi="Times New Roman" w:cs="Times New Roman"/>
+          <w:sz w:val="24"/>
+          <w:szCs w:val="24"/>
+        </w:rPr>
+        <w:t>Undip</w:t>
+      </w:r>
+      <w:proofErr w:type="spellEnd"/>
     </w:p>
     <w:p>
       <w:pPr>
@@ -2629,6 +3849,7 @@
           <w:szCs w:val="24"/>
         </w:rPr>
       </w:pPr>
+      <w:proofErr w:type="spellStart"/>
       <w:r>
         <w:rPr>
           <w:rFonts w:ascii="Times New Roman" w:hAnsi="Times New Roman" w:cs="Times New Roman"/>
@@ -2637,6 +3858,7 @@
         </w:rPr>
         <w:t>Ketua</w:t>
       </w:r>
+      <w:proofErr w:type="spellEnd"/>
     </w:p>
     <w:p>
       <w:pPr>
@@ -2699,7 +3921,79 @@
           <w:u w:val="single"/>
           <w:lang w:val="en-ID" w:eastAsia="en-ID"/>
         </w:rPr>
-        <w:t xml:space="preserve">Dr. Ir. Budi Prasetyo Samadikun, S.T., M.Si., IPU., ASEAN Eng. </w:t>
+        <w:t xml:space="preserve">Dr. Ir. Budi </w:t>
+      </w:r>
+      <w:proofErr w:type="spellStart"/>
+      <w:r>
+        <w:rPr>
+          <w:rFonts w:ascii="Times New Roman" w:eastAsia="Times New Roman" w:hAnsi="Times New Roman" w:cs="Times New Roman"/>
+          <w:color w:val="000000"/>
+          <w:sz w:val="24"/>
+          <w:szCs w:val="24"/>
+          <w:u w:val="single"/>
+          <w:lang w:val="en-ID" w:eastAsia="en-ID"/>
+        </w:rPr>
+        <w:t>Prasetyo</w:t>
+      </w:r>
+      <w:proofErr w:type="spellEnd"/>
+      <w:r>
+        <w:rPr>
+          <w:rFonts w:ascii="Times New Roman" w:eastAsia="Times New Roman" w:hAnsi="Times New Roman" w:cs="Times New Roman"/>
+          <w:color w:val="000000"/>
+          <w:sz w:val="24"/>
+          <w:szCs w:val="24"/>
+          <w:u w:val="single"/>
+          <w:lang w:val="en-ID" w:eastAsia="en-ID"/>
+        </w:rPr>
+        <w:t xml:space="preserve"> </w:t>
+      </w:r>
+      <w:proofErr w:type="spellStart"/>
+      <w:r>
+        <w:rPr>
+          <w:rFonts w:ascii="Times New Roman" w:eastAsia="Times New Roman" w:hAnsi="Times New Roman" w:cs="Times New Roman"/>
+          <w:color w:val="000000"/>
+          <w:sz w:val="24"/>
+          <w:szCs w:val="24"/>
+          <w:u w:val="single"/>
+          <w:lang w:val="en-ID" w:eastAsia="en-ID"/>
+        </w:rPr>
+        <w:t>Samadikun</w:t>
+      </w:r>
+      <w:proofErr w:type="spellEnd"/>
+      <w:r>
+        <w:rPr>
+          <w:rFonts w:ascii="Times New Roman" w:eastAsia="Times New Roman" w:hAnsi="Times New Roman" w:cs="Times New Roman"/>
+          <w:color w:val="000000"/>
+          <w:sz w:val="24"/>
+          <w:szCs w:val="24"/>
+          <w:u w:val="single"/>
+          <w:lang w:val="en-ID" w:eastAsia="en-ID"/>
+        </w:rPr>
+        <w:t xml:space="preserve">, S.T., </w:t>
+      </w:r>
+      <w:proofErr w:type="spellStart"/>
+      <w:r>
+        <w:rPr>
+          <w:rFonts w:ascii="Times New Roman" w:eastAsia="Times New Roman" w:hAnsi="Times New Roman" w:cs="Times New Roman"/>
+          <w:color w:val="000000"/>
+          <w:sz w:val="24"/>
+          <w:szCs w:val="24"/>
+          <w:u w:val="single"/>
+          <w:lang w:val="en-ID" w:eastAsia="en-ID"/>
+        </w:rPr>
+        <w:t>M.Si</w:t>
+      </w:r>
+      <w:proofErr w:type="spellEnd"/>
+      <w:r>
+        <w:rPr>
+          <w:rFonts w:ascii="Times New Roman" w:eastAsia="Times New Roman" w:hAnsi="Times New Roman" w:cs="Times New Roman"/>
+          <w:color w:val="000000"/>
+          <w:sz w:val="24"/>
+          <w:szCs w:val="24"/>
+          <w:u w:val="single"/>
+          <w:lang w:val="en-ID" w:eastAsia="en-ID"/>
+        </w:rPr>
+        <w:t xml:space="preserve">., IPU., ASEAN Eng. </w:t>
       </w:r>
     </w:p>
     <w:p>
@@ -2756,13 +4050,23 @@
           <w:szCs w:val="24"/>
         </w:rPr>
       </w:pPr>
-      <w:r>
-        <w:rPr>
-          <w:rFonts w:ascii="Times New Roman" w:hAnsi="Times New Roman" w:cs="Times New Roman"/>
-          <w:sz w:val="24"/>
-          <w:szCs w:val="24"/>
-        </w:rPr>
-        <w:t xml:space="preserve">Catatan: </w:t>
+      <w:proofErr w:type="spellStart"/>
+      <w:r>
+        <w:rPr>
+          <w:rFonts w:ascii="Times New Roman" w:hAnsi="Times New Roman" w:cs="Times New Roman"/>
+          <w:sz w:val="24"/>
+          <w:szCs w:val="24"/>
+        </w:rPr>
+        <w:t>Catatan</w:t>
+      </w:r>
+      <w:proofErr w:type="spellEnd"/>
+      <w:r>
+        <w:rPr>
+          <w:rFonts w:ascii="Times New Roman" w:hAnsi="Times New Roman" w:cs="Times New Roman"/>
+          <w:sz w:val="24"/>
+          <w:szCs w:val="24"/>
+        </w:rPr>
+        <w:t xml:space="preserve">: </w:t>
       </w:r>
     </w:p>
     <w:p>
@@ -2780,15 +4084,123 @@
           <w:sz w:val="24"/>
           <w:szCs w:val="24"/>
         </w:rPr>
-        <w:t>- M</w:t>
-      </w:r>
-      <w:r>
-        <w:rPr>
-          <w:rFonts w:ascii="Times New Roman" w:hAnsi="Times New Roman" w:cs="Times New Roman"/>
-          <w:sz w:val="24"/>
-          <w:szCs w:val="24"/>
-        </w:rPr>
-        <w:t xml:space="preserve">ahasiswa wajib mengambil mata kuliah Kerja Praktik pada </w:t>
+        <w:t xml:space="preserve">- </w:t>
+      </w:r>
+      <w:proofErr w:type="spellStart"/>
+      <w:r>
+        <w:rPr>
+          <w:rFonts w:ascii="Times New Roman" w:hAnsi="Times New Roman" w:cs="Times New Roman"/>
+          <w:sz w:val="24"/>
+          <w:szCs w:val="24"/>
+        </w:rPr>
+        <w:t>M</w:t>
+      </w:r>
+      <w:r>
+        <w:rPr>
+          <w:rFonts w:ascii="Times New Roman" w:hAnsi="Times New Roman" w:cs="Times New Roman"/>
+          <w:sz w:val="24"/>
+          <w:szCs w:val="24"/>
+        </w:rPr>
+        <w:t>ahasiswa</w:t>
+      </w:r>
+      <w:proofErr w:type="spellEnd"/>
+      <w:r>
+        <w:rPr>
+          <w:rFonts w:ascii="Times New Roman" w:hAnsi="Times New Roman" w:cs="Times New Roman"/>
+          <w:sz w:val="24"/>
+          <w:szCs w:val="24"/>
+        </w:rPr>
+        <w:t xml:space="preserve"> </w:t>
+      </w:r>
+      <w:proofErr w:type="spellStart"/>
+      <w:r>
+        <w:rPr>
+          <w:rFonts w:ascii="Times New Roman" w:hAnsi="Times New Roman" w:cs="Times New Roman"/>
+          <w:sz w:val="24"/>
+          <w:szCs w:val="24"/>
+        </w:rPr>
+        <w:t>wajib</w:t>
+      </w:r>
+      <w:proofErr w:type="spellEnd"/>
+      <w:r>
+        <w:rPr>
+          <w:rFonts w:ascii="Times New Roman" w:hAnsi="Times New Roman" w:cs="Times New Roman"/>
+          <w:sz w:val="24"/>
+          <w:szCs w:val="24"/>
+        </w:rPr>
+        <w:t xml:space="preserve"> </w:t>
+      </w:r>
+      <w:proofErr w:type="spellStart"/>
+      <w:r>
+        <w:rPr>
+          <w:rFonts w:ascii="Times New Roman" w:hAnsi="Times New Roman" w:cs="Times New Roman"/>
+          <w:sz w:val="24"/>
+          <w:szCs w:val="24"/>
+        </w:rPr>
+        <w:t>mengambil</w:t>
+      </w:r>
+      <w:proofErr w:type="spellEnd"/>
+      <w:r>
+        <w:rPr>
+          <w:rFonts w:ascii="Times New Roman" w:hAnsi="Times New Roman" w:cs="Times New Roman"/>
+          <w:sz w:val="24"/>
+          <w:szCs w:val="24"/>
+        </w:rPr>
+        <w:t xml:space="preserve"> </w:t>
+      </w:r>
+      <w:proofErr w:type="spellStart"/>
+      <w:r>
+        <w:rPr>
+          <w:rFonts w:ascii="Times New Roman" w:hAnsi="Times New Roman" w:cs="Times New Roman"/>
+          <w:sz w:val="24"/>
+          <w:szCs w:val="24"/>
+        </w:rPr>
+        <w:t>mata</w:t>
+      </w:r>
+      <w:proofErr w:type="spellEnd"/>
+      <w:r>
+        <w:rPr>
+          <w:rFonts w:ascii="Times New Roman" w:hAnsi="Times New Roman" w:cs="Times New Roman"/>
+          <w:sz w:val="24"/>
+          <w:szCs w:val="24"/>
+        </w:rPr>
+        <w:t xml:space="preserve"> </w:t>
+      </w:r>
+      <w:proofErr w:type="spellStart"/>
+      <w:r>
+        <w:rPr>
+          <w:rFonts w:ascii="Times New Roman" w:hAnsi="Times New Roman" w:cs="Times New Roman"/>
+          <w:sz w:val="24"/>
+          <w:szCs w:val="24"/>
+        </w:rPr>
+        <w:t>kuliah</w:t>
+      </w:r>
+      <w:proofErr w:type="spellEnd"/>
+      <w:r>
+        <w:rPr>
+          <w:rFonts w:ascii="Times New Roman" w:hAnsi="Times New Roman" w:cs="Times New Roman"/>
+          <w:sz w:val="24"/>
+          <w:szCs w:val="24"/>
+        </w:rPr>
+        <w:t xml:space="preserve"> Kerja </w:t>
+      </w:r>
+      <w:proofErr w:type="spellStart"/>
+      <w:r>
+        <w:rPr>
+          <w:rFonts w:ascii="Times New Roman" w:hAnsi="Times New Roman" w:cs="Times New Roman"/>
+          <w:sz w:val="24"/>
+          <w:szCs w:val="24"/>
+        </w:rPr>
+        <w:t>Praktik</w:t>
+      </w:r>
+      <w:proofErr w:type="spellEnd"/>
+      <w:r>
+        <w:rPr>
+          <w:rFonts w:ascii="Times New Roman" w:hAnsi="Times New Roman" w:cs="Times New Roman"/>
+          <w:sz w:val="24"/>
+          <w:szCs w:val="24"/>
+        </w:rPr>
+        <w:t xml:space="preserve"> pada </w:t>
       </w:r>
       <w:r>
         <w:rPr>
@@ -2853,19 +4265,52 @@
         <w:sz w:val="14"/>
       </w:rPr>
     </w:pPr>
+    <w:proofErr w:type="spellStart"/>
     <w:r>
       <w:rPr>
         <w:rFonts w:ascii="Times New Roman" w:hAnsi="Times New Roman" w:cs="Times New Roman"/>
         <w:sz w:val="14"/>
       </w:rPr>
-      <w:t xml:space="preserve">Dicetak pada tanggal. </w:t>
+      <w:t>Dicetak</w:t>
+    </w:r>
+    <w:proofErr w:type="spellEnd"/>
+    <w:r>
+      <w:rPr>
+        <w:rFonts w:ascii="Times New Roman" w:hAnsi="Times New Roman" w:cs="Times New Roman"/>
+        <w:sz w:val="14"/>
+      </w:rPr>
+      <w:t xml:space="preserve"> pada </w:t>
+    </w:r>
+    <w:proofErr w:type="spellStart"/>
+    <w:r>
+      <w:rPr>
+        <w:rFonts w:ascii="Times New Roman" w:hAnsi="Times New Roman" w:cs="Times New Roman"/>
+        <w:sz w:val="14"/>
+      </w:rPr>
+      <w:t>tanggal</w:t>
+    </w:r>
+    <w:proofErr w:type="spellEnd"/>
+    <w:r>
+      <w:rPr>
+        <w:rFonts w:ascii="Times New Roman" w:hAnsi="Times New Roman" w:cs="Times New Roman"/>
+        <w:sz w:val="14"/>
+      </w:rPr>
+      <w:t xml:space="preserve">. </w:t>
     </w:r>
     <w:r>
       <w:rPr>
         <w:rFonts w:ascii="Times New Roman" w:hAnsi="Times New Roman" w:cs="Times New Roman"/>
         <w:sz w:val="14"/>
       </w:rPr>
-      <w:t>{tgl_</w:t>
+      <w:t>{</w:t>
+    </w:r>
+    <w:proofErr w:type="spellStart"/>
+    <w:r>
+      <w:rPr>
+        <w:rFonts w:ascii="Times New Roman" w:hAnsi="Times New Roman" w:cs="Times New Roman"/>
+        <w:sz w:val="14"/>
+      </w:rPr>
+      <w:t>tgl_</w:t>
     </w:r>
     <w:r>
       <w:rPr>
@@ -2874,6 +4319,7 @@
       </w:rPr>
       <w:t>cetak</w:t>
     </w:r>
+    <w:proofErr w:type="spellEnd"/>
     <w:r>
       <w:rPr>
         <w:rFonts w:ascii="Times New Roman" w:hAnsi="Times New Roman" w:cs="Times New Roman"/>
@@ -3173,7 +4619,58 @@
               <w:sz w:val="18"/>
               <w:szCs w:val="18"/>
             </w:rPr>
-            <w:t>Jalan Prof. Sudarto, S.H.</w:t>
+            <w:t xml:space="preserve">Jalan Prof. </w:t>
+          </w:r>
+          <w:proofErr w:type="spellStart"/>
+          <w:r>
+            <w:rPr>
+              <w:rFonts w:ascii="Times New Roman" w:eastAsia="MS Mincho" w:hAnsi="Times New Roman"/>
+              <w:color w:val="0070C0"/>
+              <w:sz w:val="18"/>
+              <w:szCs w:val="18"/>
+            </w:rPr>
+            <w:t>Sudarto</w:t>
+          </w:r>
+          <w:proofErr w:type="spellEnd"/>
+          <w:r>
+            <w:rPr>
+              <w:rFonts w:ascii="Times New Roman" w:eastAsia="MS Mincho" w:hAnsi="Times New Roman"/>
+              <w:color w:val="0070C0"/>
+              <w:sz w:val="18"/>
+              <w:szCs w:val="18"/>
+            </w:rPr>
+            <w:t>, S.H.</w:t>
+          </w:r>
+        </w:p>
+        <w:p>
+          <w:pPr>
+            <w:jc w:val="right"/>
+            <w:rPr>
+              <w:rFonts w:ascii="Times New Roman" w:eastAsia="MS Mincho" w:hAnsi="Times New Roman"/>
+              <w:color w:val="0070C0"/>
+              <w:sz w:val="18"/>
+              <w:szCs w:val="18"/>
+            </w:rPr>
+          </w:pPr>
+          <w:proofErr w:type="spellStart"/>
+          <w:r>
+            <w:rPr>
+              <w:rFonts w:ascii="Times New Roman" w:eastAsia="MS Mincho" w:hAnsi="Times New Roman"/>
+              <w:color w:val="0070C0"/>
+              <w:sz w:val="18"/>
+              <w:szCs w:val="18"/>
+            </w:rPr>
+            <w:t>Tembalang</w:t>
+          </w:r>
+          <w:proofErr w:type="spellEnd"/>
+          <w:r>
+            <w:rPr>
+              <w:rFonts w:ascii="Times New Roman" w:eastAsia="MS Mincho" w:hAnsi="Times New Roman"/>
+              <w:color w:val="0070C0"/>
+              <w:sz w:val="18"/>
+              <w:szCs w:val="18"/>
+            </w:rPr>
+            <w:t xml:space="preserve"> Semarang Kode Pos 50275</w:t>
           </w:r>
         </w:p>
         <w:p>
@@ -3193,19 +4690,9 @@
               <w:sz w:val="18"/>
               <w:szCs w:val="18"/>
             </w:rPr>
-            <w:t>Tembalang Semarang Kode Pos 50275</w:t>
+            <w:t xml:space="preserve">Tel. (024) 76480678, </w:t>
           </w:r>
-        </w:p>
-        <w:p>
-          <w:pPr>
-            <w:jc w:val="right"/>
-            <w:rPr>
-              <w:rFonts w:ascii="Times New Roman" w:eastAsia="MS Mincho" w:hAnsi="Times New Roman"/>
-              <w:color w:val="0070C0"/>
-              <w:sz w:val="18"/>
-              <w:szCs w:val="18"/>
-            </w:rPr>
-          </w:pPr>
+          <w:proofErr w:type="spellStart"/>
           <w:r>
             <w:rPr>
               <w:rFonts w:ascii="Times New Roman" w:eastAsia="MS Mincho" w:hAnsi="Times New Roman"/>
@@ -3213,7 +4700,17 @@
               <w:sz w:val="18"/>
               <w:szCs w:val="18"/>
             </w:rPr>
-            <w:t>Tel. (024) 76480678, Faks. (024) 7460053</w:t>
+            <w:t>Faks</w:t>
+          </w:r>
+          <w:proofErr w:type="spellEnd"/>
+          <w:r>
+            <w:rPr>
+              <w:rFonts w:ascii="Times New Roman" w:eastAsia="MS Mincho" w:hAnsi="Times New Roman"/>
+              <w:color w:val="0070C0"/>
+              <w:sz w:val="18"/>
+              <w:szCs w:val="18"/>
+            </w:rPr>
+            <w:t>. (024) 7460053</w:t>
           </w:r>
         </w:p>
         <w:p>
